--- a/lessons/6-10/readiness/practice.docx
+++ b/lessons/6-10/readiness/practice.docx
@@ -29,7 +29,7 @@
           <w:sz w:val="20"/>
           <w:szCs w:val="20"/>
         </w:rPr>
-        <w:t xml:space="preserve">Readiness practice for Lesson 2-4  ·  Builds toward 6.NS.1</w:t>
+        <w:t xml:space="preserve">Readiness practice for Lesson 6-10 (Unit 6 · Lesson 10)  ·  Builds toward 6.NOS.1</w:t>
       </w:r>
     </w:p>
     <w:p>
@@ -497,7 +497,7 @@
           <w:sz w:val="20"/>
           <w:szCs w:val="20"/>
         </w:rPr>
-        <w:t xml:space="preserve">When you've finished, open Lesson 2-4 and dive in!</w:t>
+        <w:t xml:space="preserve">When you've finished, open Lesson 6-10 and dive in!</w:t>
       </w:r>
     </w:p>
     <w:p>

--- a/lessons/6-10/readiness/practice.docx
+++ b/lessons/6-10/readiness/practice.docx
@@ -86,7 +86,983 @@
     </w:p>
     <w:p>
       <w:pPr>
-        <w:spacing w:after="120" w:before="0"/>
+        <w:spacing w:after="60" w:before="120"/>
+      </w:pPr>
+      <w:r>
+        <w:rPr>
+          <w:b/>
+          <w:bCs/>
+          <w:color w:val="0F2B3C"/>
+          <w:sz w:val="24"/>
+          <w:szCs w:val="24"/>
+        </w:rPr>
+        <w:t xml:space="preserve">Vocabulary Anchor Box</w:t>
+      </w:r>
+    </w:p>
+    <w:tbl>
+      <w:tblPr>
+        <w:tblW w:type="dxa" w:w="9360"/>
+        <w:tblBorders>
+          <w:top w:val="single" w:color="C7D2DD" w:sz="6"/>
+          <w:left w:val="single" w:color="C7D2DD" w:sz="6"/>
+          <w:bottom w:val="single" w:color="C7D2DD" w:sz="6"/>
+          <w:right w:val="single" w:color="C7D2DD" w:sz="6"/>
+          <w:insideH w:val="single" w:color="C7D2DD" w:sz="6"/>
+          <w:insideV w:val="single" w:color="C7D2DD" w:sz="6"/>
+        </w:tblBorders>
+      </w:tblPr>
+      <w:tblGrid>
+        <w:gridCol w:w="1800"/>
+        <w:gridCol w:w="3160"/>
+        <w:gridCol w:w="2200"/>
+        <w:gridCol w:w="2200"/>
+      </w:tblGrid>
+      <w:tr>
+        <w:trPr>
+          <w:cantSplit/>
+          <w:tblHeader/>
+        </w:trPr>
+        <w:tc>
+          <w:tcPr>
+            <w:tcW w:type="dxa" w:w="1800"/>
+            <w:shd w:fill="EEF4F8" w:color="auto" w:val="clear"/>
+            <w:tcMar>
+              <w:top w:type="dxa" w:w="60"/>
+              <w:left w:type="dxa" w:w="100"/>
+              <w:bottom w:type="dxa" w:w="60"/>
+              <w:right w:type="dxa" w:w="100"/>
+            </w:tcMar>
+          </w:tcPr>
+          <w:p>
+            <w:pPr>
+              <w:spacing w:after="0" w:before="0"/>
+            </w:pPr>
+            <w:r>
+              <w:rPr>
+                <w:b/>
+                <w:bCs/>
+                <w:color w:val="0F2B3C"/>
+                <w:sz w:val="18"/>
+                <w:szCs w:val="18"/>
+              </w:rPr>
+              <w:t xml:space="preserve">Concept Term</w:t>
+            </w:r>
+          </w:p>
+        </w:tc>
+        <w:tc>
+          <w:tcPr>
+            <w:tcW w:type="dxa" w:w="3160"/>
+            <w:shd w:fill="EEF4F8" w:color="auto" w:val="clear"/>
+            <w:tcMar>
+              <w:top w:type="dxa" w:w="60"/>
+              <w:left w:type="dxa" w:w="100"/>
+              <w:bottom w:type="dxa" w:w="60"/>
+              <w:right w:type="dxa" w:w="100"/>
+            </w:tcMar>
+          </w:tcPr>
+          <w:p>
+            <w:pPr>
+              <w:spacing w:after="0" w:before="0"/>
+            </w:pPr>
+            <w:r>
+              <w:rPr>
+                <w:b/>
+                <w:bCs/>
+                <w:color w:val="0F2B3C"/>
+                <w:sz w:val="18"/>
+                <w:szCs w:val="18"/>
+              </w:rPr>
+              <w:t xml:space="preserve">Student-Friendly Definition</w:t>
+            </w:r>
+          </w:p>
+        </w:tc>
+        <w:tc>
+          <w:tcPr>
+            <w:tcW w:type="dxa" w:w="2200"/>
+            <w:shd w:fill="EEF4F8" w:color="auto" w:val="clear"/>
+            <w:tcMar>
+              <w:top w:type="dxa" w:w="60"/>
+              <w:left w:type="dxa" w:w="100"/>
+              <w:bottom w:type="dxa" w:w="60"/>
+              <w:right w:type="dxa" w:w="100"/>
+            </w:tcMar>
+          </w:tcPr>
+          <w:p>
+            <w:pPr>
+              <w:spacing w:after="0" w:before="0"/>
+            </w:pPr>
+            <w:r>
+              <w:rPr>
+                <w:b/>
+                <w:bCs/>
+                <w:color w:val="0F2B3C"/>
+                <w:sz w:val="18"/>
+                <w:szCs w:val="18"/>
+              </w:rPr>
+              <w:t xml:space="preserve">Non-Example</w:t>
+            </w:r>
+          </w:p>
+        </w:tc>
+        <w:tc>
+          <w:tcPr>
+            <w:tcW w:type="dxa" w:w="2200"/>
+            <w:shd w:fill="EEF4F8" w:color="auto" w:val="clear"/>
+            <w:tcMar>
+              <w:top w:type="dxa" w:w="60"/>
+              <w:left w:type="dxa" w:w="100"/>
+              <w:bottom w:type="dxa" w:w="60"/>
+              <w:right w:type="dxa" w:w="100"/>
+            </w:tcMar>
+          </w:tcPr>
+          <w:p>
+            <w:pPr>
+              <w:spacing w:after="0" w:before="0"/>
+            </w:pPr>
+            <w:r>
+              <w:rPr>
+                <w:b/>
+                <w:bCs/>
+                <w:color w:val="0F2B3C"/>
+                <w:sz w:val="18"/>
+                <w:szCs w:val="18"/>
+              </w:rPr>
+              <w:t xml:space="preserve">Visual Clue</w:t>
+            </w:r>
+          </w:p>
+        </w:tc>
+      </w:tr>
+      <w:tr>
+        <w:trPr>
+          <w:cantSplit/>
+        </w:trPr>
+        <w:tc>
+          <w:tcPr>
+            <w:tcW w:type="dxa" w:w="1800"/>
+            <w:tcMar>
+              <w:top w:type="dxa" w:w="60"/>
+              <w:left w:type="dxa" w:w="100"/>
+              <w:bottom w:type="dxa" w:w="60"/>
+              <w:right w:type="dxa" w:w="100"/>
+            </w:tcMar>
+            <w:vAlign w:val="top"/>
+          </w:tcPr>
+          <w:p>
+            <w:pPr>
+              <w:spacing w:after="20" w:before="0"/>
+            </w:pPr>
+            <w:r>
+              <w:rPr>
+                <w:b/>
+                <w:bCs/>
+                <w:color w:val="0F2B3C"/>
+                <w:sz w:val="20"/>
+                <w:szCs w:val="20"/>
+              </w:rPr>
+              <w:t xml:space="preserve">Divide Mixed Numbers</w:t>
+            </w:r>
+          </w:p>
+          <w:p>
+            <w:pPr>
+              <w:spacing w:after="0" w:before="0"/>
+            </w:pPr>
+            <w:r>
+              <w:rPr>
+                <w:i/>
+                <w:iCs/>
+                <w:color w:val="5E6E7E"/>
+                <w:sz w:val="18"/>
+                <w:szCs w:val="18"/>
+              </w:rPr>
+              <w:t xml:space="preserve">Dividir números mixtos</w:t>
+            </w:r>
+          </w:p>
+        </w:tc>
+        <w:tc>
+          <w:tcPr>
+            <w:tcW w:type="dxa" w:w="3160"/>
+            <w:tcMar>
+              <w:top w:type="dxa" w:w="60"/>
+              <w:left w:type="dxa" w:w="100"/>
+              <w:bottom w:type="dxa" w:w="60"/>
+              <w:right w:type="dxa" w:w="100"/>
+            </w:tcMar>
+            <w:vAlign w:val="top"/>
+          </w:tcPr>
+          <w:p>
+            <w:pPr>
+              <w:spacing w:after="0" w:before="0"/>
+            </w:pPr>
+            <w:r>
+              <w:rPr>
+                <w:sz w:val="19"/>
+                <w:szCs w:val="19"/>
+              </w:rPr>
+              <w:t xml:space="preserve">Change mixed numbers to improper fractions, then multiply by the reciprocal.</w:t>
+            </w:r>
+          </w:p>
+        </w:tc>
+        <w:tc>
+          <w:tcPr>
+            <w:tcW w:type="dxa" w:w="2200"/>
+            <w:tcMar>
+              <w:top w:type="dxa" w:w="60"/>
+              <w:left w:type="dxa" w:w="100"/>
+              <w:bottom w:type="dxa" w:w="60"/>
+              <w:right w:type="dxa" w:w="100"/>
+            </w:tcMar>
+            <w:vAlign w:val="top"/>
+          </w:tcPr>
+          <w:p>
+            <w:pPr>
+              <w:spacing w:after="30" w:before="0"/>
+            </w:pPr>
+            <w:r>
+              <w:rPr>
+                <w:i/>
+                <w:iCs/>
+                <w:color w:val="5E6E7E"/>
+                <w:sz w:val="18"/>
+                <w:szCs w:val="18"/>
+              </w:rPr>
+              <w:t xml:space="preserve">Not Divide Mixed Numbers: write a counter-example that does not fit the rule.</w:t>
+            </w:r>
+          </w:p>
+          <w:p>
+            <w:pPr>
+              <w:spacing w:after="50" w:before="0"/>
+            </w:pPr>
+            <w:r>
+              <w:rPr>
+                <w:color w:val="BBBBBB"/>
+                <w:sz w:val="18"/>
+                <w:szCs w:val="18"/>
+              </w:rPr>
+              <w:t xml:space="preserve">____________________________</w:t>
+            </w:r>
+          </w:p>
+        </w:tc>
+        <w:tc>
+          <w:tcPr>
+            <w:tcW w:type="dxa" w:w="2200"/>
+            <w:tcMar>
+              <w:top w:type="dxa" w:w="60"/>
+              <w:left w:type="dxa" w:w="100"/>
+              <w:bottom w:type="dxa" w:w="60"/>
+              <w:right w:type="dxa" w:w="100"/>
+            </w:tcMar>
+            <w:vAlign w:val="top"/>
+          </w:tcPr>
+          <w:p>
+            <w:pPr>
+              <w:spacing w:after="0" w:before="0"/>
+            </w:pPr>
+            <w:r>
+              <w:rPr>
+                <w:i/>
+                <w:iCs/>
+                <w:color w:val="5E6E7E"/>
+                <w:sz w:val="18"/>
+                <w:szCs w:val="18"/>
+              </w:rPr>
+              <w:t xml:space="preserve">2 1/2 ÷ 1 1/4 = 5/2 ÷ 5/4 = 5/2 × 4/5 = 2</w:t>
+            </w:r>
+          </w:p>
+        </w:tc>
+      </w:tr>
+      <w:tr>
+        <w:trPr>
+          <w:cantSplit/>
+        </w:trPr>
+        <w:tc>
+          <w:tcPr>
+            <w:tcW w:type="dxa" w:w="1800"/>
+            <w:tcMar>
+              <w:top w:type="dxa" w:w="60"/>
+              <w:left w:type="dxa" w:w="100"/>
+              <w:bottom w:type="dxa" w:w="60"/>
+              <w:right w:type="dxa" w:w="100"/>
+            </w:tcMar>
+            <w:vAlign w:val="top"/>
+          </w:tcPr>
+          <w:p>
+            <w:pPr>
+              <w:spacing w:after="20" w:before="0"/>
+            </w:pPr>
+            <w:r>
+              <w:rPr>
+                <w:b/>
+                <w:bCs/>
+                <w:color w:val="0F2B3C"/>
+                <w:sz w:val="20"/>
+                <w:szCs w:val="20"/>
+              </w:rPr>
+              <w:t xml:space="preserve">Mixed Number</w:t>
+            </w:r>
+          </w:p>
+          <w:p>
+            <w:pPr>
+              <w:spacing w:after="0" w:before="0"/>
+            </w:pPr>
+            <w:r>
+              <w:rPr>
+                <w:i/>
+                <w:iCs/>
+                <w:color w:val="5E6E7E"/>
+                <w:sz w:val="18"/>
+                <w:szCs w:val="18"/>
+              </w:rPr>
+              <w:t xml:space="preserve">Número mixto</w:t>
+            </w:r>
+          </w:p>
+        </w:tc>
+        <w:tc>
+          <w:tcPr>
+            <w:tcW w:type="dxa" w:w="3160"/>
+            <w:tcMar>
+              <w:top w:type="dxa" w:w="60"/>
+              <w:left w:type="dxa" w:w="100"/>
+              <w:bottom w:type="dxa" w:w="60"/>
+              <w:right w:type="dxa" w:w="100"/>
+            </w:tcMar>
+            <w:vAlign w:val="top"/>
+          </w:tcPr>
+          <w:p>
+            <w:pPr>
+              <w:spacing w:after="0" w:before="0"/>
+            </w:pPr>
+            <w:r>
+              <w:rPr>
+                <w:sz w:val="19"/>
+                <w:szCs w:val="19"/>
+              </w:rPr>
+              <w:t xml:space="preserve">A whole number plus a fraction, like 2 1/3.</w:t>
+            </w:r>
+          </w:p>
+        </w:tc>
+        <w:tc>
+          <w:tcPr>
+            <w:tcW w:type="dxa" w:w="2200"/>
+            <w:tcMar>
+              <w:top w:type="dxa" w:w="60"/>
+              <w:left w:type="dxa" w:w="100"/>
+              <w:bottom w:type="dxa" w:w="60"/>
+              <w:right w:type="dxa" w:w="100"/>
+            </w:tcMar>
+            <w:vAlign w:val="top"/>
+          </w:tcPr>
+          <w:p>
+            <w:pPr>
+              <w:spacing w:after="30" w:before="0"/>
+            </w:pPr>
+            <w:r>
+              <w:rPr>
+                <w:i/>
+                <w:iCs/>
+                <w:color w:val="5E6E7E"/>
+                <w:sz w:val="18"/>
+                <w:szCs w:val="18"/>
+              </w:rPr>
+              <w:t xml:space="preserve">Not Mixed Number: write a counter-example that does not fit the rule.</w:t>
+            </w:r>
+          </w:p>
+          <w:p>
+            <w:pPr>
+              <w:spacing w:after="50" w:before="0"/>
+            </w:pPr>
+            <w:r>
+              <w:rPr>
+                <w:color w:val="BBBBBB"/>
+                <w:sz w:val="18"/>
+                <w:szCs w:val="18"/>
+              </w:rPr>
+              <w:t xml:space="preserve">____________________________</w:t>
+            </w:r>
+          </w:p>
+        </w:tc>
+        <w:tc>
+          <w:tcPr>
+            <w:tcW w:type="dxa" w:w="2200"/>
+            <w:tcMar>
+              <w:top w:type="dxa" w:w="60"/>
+              <w:left w:type="dxa" w:w="100"/>
+              <w:bottom w:type="dxa" w:w="60"/>
+              <w:right w:type="dxa" w:w="100"/>
+            </w:tcMar>
+            <w:vAlign w:val="top"/>
+          </w:tcPr>
+          <w:p>
+            <w:pPr>
+              <w:spacing w:after="0" w:before="0"/>
+            </w:pPr>
+            <w:r>
+              <w:rPr>
+                <w:i/>
+                <w:iCs/>
+                <w:color w:val="5E6E7E"/>
+                <w:sz w:val="18"/>
+                <w:szCs w:val="18"/>
+              </w:rPr>
+              <w:t xml:space="preserve">2 1/3 means 2 wholes and 1/3 more — picture 2 full circles and 1/3 of another</w:t>
+            </w:r>
+          </w:p>
+        </w:tc>
+      </w:tr>
+      <w:tr>
+        <w:trPr>
+          <w:cantSplit/>
+        </w:trPr>
+        <w:tc>
+          <w:tcPr>
+            <w:tcW w:type="dxa" w:w="1800"/>
+            <w:tcMar>
+              <w:top w:type="dxa" w:w="60"/>
+              <w:left w:type="dxa" w:w="100"/>
+              <w:bottom w:type="dxa" w:w="60"/>
+              <w:right w:type="dxa" w:w="100"/>
+            </w:tcMar>
+            <w:vAlign w:val="top"/>
+          </w:tcPr>
+          <w:p>
+            <w:pPr>
+              <w:spacing w:after="20" w:before="0"/>
+            </w:pPr>
+            <w:r>
+              <w:rPr>
+                <w:b/>
+                <w:bCs/>
+                <w:color w:val="0F2B3C"/>
+                <w:sz w:val="20"/>
+                <w:szCs w:val="20"/>
+              </w:rPr>
+              <w:t xml:space="preserve">Improper Fraction</w:t>
+            </w:r>
+          </w:p>
+          <w:p>
+            <w:pPr>
+              <w:spacing w:after="0" w:before="0"/>
+            </w:pPr>
+            <w:r>
+              <w:rPr>
+                <w:i/>
+                <w:iCs/>
+                <w:color w:val="5E6E7E"/>
+                <w:sz w:val="18"/>
+                <w:szCs w:val="18"/>
+              </w:rPr>
+              <w:t xml:space="preserve">Fracción impropia</w:t>
+            </w:r>
+          </w:p>
+        </w:tc>
+        <w:tc>
+          <w:tcPr>
+            <w:tcW w:type="dxa" w:w="3160"/>
+            <w:tcMar>
+              <w:top w:type="dxa" w:w="60"/>
+              <w:left w:type="dxa" w:w="100"/>
+              <w:bottom w:type="dxa" w:w="60"/>
+              <w:right w:type="dxa" w:w="100"/>
+            </w:tcMar>
+            <w:vAlign w:val="top"/>
+          </w:tcPr>
+          <w:p>
+            <w:pPr>
+              <w:spacing w:after="0" w:before="0"/>
+            </w:pPr>
+            <w:r>
+              <w:rPr>
+                <w:sz w:val="19"/>
+                <w:szCs w:val="19"/>
+              </w:rPr>
+              <w:t xml:space="preserve">A fraction where the top is bigger than or equal to the bottom, like 7/4.</w:t>
+            </w:r>
+          </w:p>
+        </w:tc>
+        <w:tc>
+          <w:tcPr>
+            <w:tcW w:type="dxa" w:w="2200"/>
+            <w:tcMar>
+              <w:top w:type="dxa" w:w="60"/>
+              <w:left w:type="dxa" w:w="100"/>
+              <w:bottom w:type="dxa" w:w="60"/>
+              <w:right w:type="dxa" w:w="100"/>
+            </w:tcMar>
+            <w:vAlign w:val="top"/>
+          </w:tcPr>
+          <w:p>
+            <w:pPr>
+              <w:spacing w:after="30" w:before="0"/>
+            </w:pPr>
+            <w:r>
+              <w:rPr>
+                <w:i/>
+                <w:iCs/>
+                <w:color w:val="5E6E7E"/>
+                <w:sz w:val="18"/>
+                <w:szCs w:val="18"/>
+              </w:rPr>
+              <w:t xml:space="preserve">Not Improper Fraction: write a counter-example that does not fit the rule.</w:t>
+            </w:r>
+          </w:p>
+          <w:p>
+            <w:pPr>
+              <w:spacing w:after="50" w:before="0"/>
+            </w:pPr>
+            <w:r>
+              <w:rPr>
+                <w:color w:val="BBBBBB"/>
+                <w:sz w:val="18"/>
+                <w:szCs w:val="18"/>
+              </w:rPr>
+              <w:t xml:space="preserve">____________________________</w:t>
+            </w:r>
+          </w:p>
+        </w:tc>
+        <w:tc>
+          <w:tcPr>
+            <w:tcW w:type="dxa" w:w="2200"/>
+            <w:tcMar>
+              <w:top w:type="dxa" w:w="60"/>
+              <w:left w:type="dxa" w:w="100"/>
+              <w:bottom w:type="dxa" w:w="60"/>
+              <w:right w:type="dxa" w:w="100"/>
+            </w:tcMar>
+            <w:vAlign w:val="top"/>
+          </w:tcPr>
+          <w:p>
+            <w:pPr>
+              <w:spacing w:after="0" w:before="0"/>
+            </w:pPr>
+            <w:r>
+              <w:rPr>
+                <w:i/>
+                <w:iCs/>
+                <w:color w:val="5E6E7E"/>
+                <w:sz w:val="18"/>
+                <w:szCs w:val="18"/>
+              </w:rPr>
+              <w:t xml:space="preserve">7/3 is improper because 7 &gt; 3. It equals 2 1/3 as a mixed number.</w:t>
+            </w:r>
+          </w:p>
+        </w:tc>
+      </w:tr>
+      <w:tr>
+        <w:trPr>
+          <w:cantSplit/>
+        </w:trPr>
+        <w:tc>
+          <w:tcPr>
+            <w:tcW w:type="dxa" w:w="1800"/>
+            <w:tcMar>
+              <w:top w:type="dxa" w:w="60"/>
+              <w:left w:type="dxa" w:w="100"/>
+              <w:bottom w:type="dxa" w:w="60"/>
+              <w:right w:type="dxa" w:w="100"/>
+            </w:tcMar>
+            <w:vAlign w:val="top"/>
+          </w:tcPr>
+          <w:p>
+            <w:pPr>
+              <w:spacing w:after="20" w:before="0"/>
+            </w:pPr>
+            <w:r>
+              <w:rPr>
+                <w:b/>
+                <w:bCs/>
+                <w:color w:val="0F2B3C"/>
+                <w:sz w:val="20"/>
+                <w:szCs w:val="20"/>
+              </w:rPr>
+              <w:t xml:space="preserve">Convert</w:t>
+            </w:r>
+          </w:p>
+          <w:p>
+            <w:pPr>
+              <w:spacing w:after="0" w:before="0"/>
+            </w:pPr>
+            <w:r>
+              <w:rPr>
+                <w:i/>
+                <w:iCs/>
+                <w:color w:val="5E6E7E"/>
+                <w:sz w:val="18"/>
+                <w:szCs w:val="18"/>
+              </w:rPr>
+              <w:t xml:space="preserve">Convertir</w:t>
+            </w:r>
+          </w:p>
+        </w:tc>
+        <w:tc>
+          <w:tcPr>
+            <w:tcW w:type="dxa" w:w="3160"/>
+            <w:tcMar>
+              <w:top w:type="dxa" w:w="60"/>
+              <w:left w:type="dxa" w:w="100"/>
+              <w:bottom w:type="dxa" w:w="60"/>
+              <w:right w:type="dxa" w:w="100"/>
+            </w:tcMar>
+            <w:vAlign w:val="top"/>
+          </w:tcPr>
+          <w:p>
+            <w:pPr>
+              <w:spacing w:after="0" w:before="0"/>
+            </w:pPr>
+            <w:r>
+              <w:rPr>
+                <w:sz w:val="19"/>
+                <w:szCs w:val="19"/>
+              </w:rPr>
+              <w:t xml:space="preserve">To change a number to a new form but keep the same value.</w:t>
+            </w:r>
+          </w:p>
+        </w:tc>
+        <w:tc>
+          <w:tcPr>
+            <w:tcW w:type="dxa" w:w="2200"/>
+            <w:tcMar>
+              <w:top w:type="dxa" w:w="60"/>
+              <w:left w:type="dxa" w:w="100"/>
+              <w:bottom w:type="dxa" w:w="60"/>
+              <w:right w:type="dxa" w:w="100"/>
+            </w:tcMar>
+            <w:vAlign w:val="top"/>
+          </w:tcPr>
+          <w:p>
+            <w:pPr>
+              <w:spacing w:after="30" w:before="0"/>
+            </w:pPr>
+            <w:r>
+              <w:rPr>
+                <w:i/>
+                <w:iCs/>
+                <w:color w:val="5E6E7E"/>
+                <w:sz w:val="18"/>
+                <w:szCs w:val="18"/>
+              </w:rPr>
+              <w:t xml:space="preserve">Not Convert: write a counter-example that does not fit the rule.</w:t>
+            </w:r>
+          </w:p>
+          <w:p>
+            <w:pPr>
+              <w:spacing w:after="50" w:before="0"/>
+            </w:pPr>
+            <w:r>
+              <w:rPr>
+                <w:color w:val="BBBBBB"/>
+                <w:sz w:val="18"/>
+                <w:szCs w:val="18"/>
+              </w:rPr>
+              <w:t xml:space="preserve">____________________________</w:t>
+            </w:r>
+          </w:p>
+        </w:tc>
+        <w:tc>
+          <w:tcPr>
+            <w:tcW w:type="dxa" w:w="2200"/>
+            <w:tcMar>
+              <w:top w:type="dxa" w:w="60"/>
+              <w:left w:type="dxa" w:w="100"/>
+              <w:bottom w:type="dxa" w:w="60"/>
+              <w:right w:type="dxa" w:w="100"/>
+            </w:tcMar>
+            <w:vAlign w:val="top"/>
+          </w:tcPr>
+          <w:p>
+            <w:pPr>
+              <w:spacing w:after="0" w:before="0"/>
+            </w:pPr>
+            <w:r>
+              <w:rPr>
+                <w:i/>
+                <w:iCs/>
+                <w:color w:val="5E6E7E"/>
+                <w:sz w:val="18"/>
+                <w:szCs w:val="18"/>
+              </w:rPr>
+              <w:t xml:space="preserve">2 1/3 → multiply 2 × 3 = 6, add 1 → 7/3. Same value, different form.</w:t>
+            </w:r>
+          </w:p>
+        </w:tc>
+      </w:tr>
+      <w:tr>
+        <w:trPr>
+          <w:cantSplit/>
+        </w:trPr>
+        <w:tc>
+          <w:tcPr>
+            <w:tcW w:type="dxa" w:w="1800"/>
+            <w:tcMar>
+              <w:top w:type="dxa" w:w="60"/>
+              <w:left w:type="dxa" w:w="100"/>
+              <w:bottom w:type="dxa" w:w="60"/>
+              <w:right w:type="dxa" w:w="100"/>
+            </w:tcMar>
+            <w:vAlign w:val="top"/>
+          </w:tcPr>
+          <w:p>
+            <w:pPr>
+              <w:spacing w:after="20" w:before="0"/>
+            </w:pPr>
+            <w:r>
+              <w:rPr>
+                <w:b/>
+                <w:bCs/>
+                <w:color w:val="0F2B3C"/>
+                <w:sz w:val="20"/>
+                <w:szCs w:val="20"/>
+              </w:rPr>
+              <w:t xml:space="preserve">Simplify</w:t>
+            </w:r>
+          </w:p>
+          <w:p>
+            <w:pPr>
+              <w:spacing w:after="0" w:before="0"/>
+            </w:pPr>
+            <w:r>
+              <w:rPr>
+                <w:i/>
+                <w:iCs/>
+                <w:color w:val="5E6E7E"/>
+                <w:sz w:val="18"/>
+                <w:szCs w:val="18"/>
+              </w:rPr>
+              <w:t xml:space="preserve">Simplificar</w:t>
+            </w:r>
+          </w:p>
+        </w:tc>
+        <w:tc>
+          <w:tcPr>
+            <w:tcW w:type="dxa" w:w="3160"/>
+            <w:tcMar>
+              <w:top w:type="dxa" w:w="60"/>
+              <w:left w:type="dxa" w:w="100"/>
+              <w:bottom w:type="dxa" w:w="60"/>
+              <w:right w:type="dxa" w:w="100"/>
+            </w:tcMar>
+            <w:vAlign w:val="top"/>
+          </w:tcPr>
+          <w:p>
+            <w:pPr>
+              <w:spacing w:after="0" w:before="0"/>
+            </w:pPr>
+            <w:r>
+              <w:rPr>
+                <w:sz w:val="19"/>
+                <w:szCs w:val="19"/>
+              </w:rPr>
+              <w:t xml:space="preserve">To write a fraction with smaller numbers that names the same amount, like 2/4 = 1/2.</w:t>
+            </w:r>
+          </w:p>
+        </w:tc>
+        <w:tc>
+          <w:tcPr>
+            <w:tcW w:type="dxa" w:w="2200"/>
+            <w:tcMar>
+              <w:top w:type="dxa" w:w="60"/>
+              <w:left w:type="dxa" w:w="100"/>
+              <w:bottom w:type="dxa" w:w="60"/>
+              <w:right w:type="dxa" w:w="100"/>
+            </w:tcMar>
+            <w:vAlign w:val="top"/>
+          </w:tcPr>
+          <w:p>
+            <w:pPr>
+              <w:spacing w:after="30" w:before="0"/>
+            </w:pPr>
+            <w:r>
+              <w:rPr>
+                <w:i/>
+                <w:iCs/>
+                <w:color w:val="5E6E7E"/>
+                <w:sz w:val="18"/>
+                <w:szCs w:val="18"/>
+              </w:rPr>
+              <w:t xml:space="preserve">Not Simplify: write a counter-example that does not fit the rule.</w:t>
+            </w:r>
+          </w:p>
+          <w:p>
+            <w:pPr>
+              <w:spacing w:after="50" w:before="0"/>
+            </w:pPr>
+            <w:r>
+              <w:rPr>
+                <w:color w:val="BBBBBB"/>
+                <w:sz w:val="18"/>
+                <w:szCs w:val="18"/>
+              </w:rPr>
+              <w:t xml:space="preserve">____________________________</w:t>
+            </w:r>
+          </w:p>
+        </w:tc>
+        <w:tc>
+          <w:tcPr>
+            <w:tcW w:type="dxa" w:w="2200"/>
+            <w:tcMar>
+              <w:top w:type="dxa" w:w="60"/>
+              <w:left w:type="dxa" w:w="100"/>
+              <w:bottom w:type="dxa" w:w="60"/>
+              <w:right w:type="dxa" w:w="100"/>
+            </w:tcMar>
+            <w:vAlign w:val="top"/>
+          </w:tcPr>
+          <w:p>
+            <w:pPr>
+              <w:spacing w:after="0" w:before="0"/>
+            </w:pPr>
+            <w:r>
+              <w:rPr>
+                <w:i/>
+                <w:iCs/>
+                <w:color w:val="5E6E7E"/>
+                <w:sz w:val="18"/>
+                <w:szCs w:val="18"/>
+              </w:rPr>
+              <w:t xml:space="preserve">8/6: GCF is 2 → 8÷2 / 6÷2 = 4/3 = 1 1/3</w:t>
+            </w:r>
+          </w:p>
+        </w:tc>
+      </w:tr>
+      <w:tr>
+        <w:trPr>
+          <w:cantSplit/>
+        </w:trPr>
+        <w:tc>
+          <w:tcPr>
+            <w:tcW w:type="dxa" w:w="1800"/>
+            <w:tcMar>
+              <w:top w:type="dxa" w:w="60"/>
+              <w:left w:type="dxa" w:w="100"/>
+              <w:bottom w:type="dxa" w:w="60"/>
+              <w:right w:type="dxa" w:w="100"/>
+            </w:tcMar>
+            <w:vAlign w:val="top"/>
+          </w:tcPr>
+          <w:p>
+            <w:pPr>
+              <w:spacing w:after="20" w:before="0"/>
+            </w:pPr>
+            <w:r>
+              <w:rPr>
+                <w:b/>
+                <w:bCs/>
+                <w:color w:val="0F2B3C"/>
+                <w:sz w:val="20"/>
+                <w:szCs w:val="20"/>
+              </w:rPr>
+              <w:t xml:space="preserve">Reciprocal</w:t>
+            </w:r>
+          </w:p>
+          <w:p>
+            <w:pPr>
+              <w:spacing w:after="0" w:before="0"/>
+            </w:pPr>
+            <w:r>
+              <w:rPr>
+                <w:i/>
+                <w:iCs/>
+                <w:color w:val="5E6E7E"/>
+                <w:sz w:val="18"/>
+                <w:szCs w:val="18"/>
+              </w:rPr>
+              <w:t xml:space="preserve">Recíproco</w:t>
+            </w:r>
+          </w:p>
+        </w:tc>
+        <w:tc>
+          <w:tcPr>
+            <w:tcW w:type="dxa" w:w="3160"/>
+            <w:tcMar>
+              <w:top w:type="dxa" w:w="60"/>
+              <w:left w:type="dxa" w:w="100"/>
+              <w:bottom w:type="dxa" w:w="60"/>
+              <w:right w:type="dxa" w:w="100"/>
+            </w:tcMar>
+            <w:vAlign w:val="top"/>
+          </w:tcPr>
+          <w:p>
+            <w:pPr>
+              <w:spacing w:after="0" w:before="0"/>
+            </w:pPr>
+            <w:r>
+              <w:rPr>
+                <w:sz w:val="19"/>
+                <w:szCs w:val="19"/>
+              </w:rPr>
+              <w:t xml:space="preserve">A fraction turned upside down. Dividing by a fraction gives the same answer as multiplying by its reciprocal.</w:t>
+            </w:r>
+          </w:p>
+        </w:tc>
+        <w:tc>
+          <w:tcPr>
+            <w:tcW w:type="dxa" w:w="2200"/>
+            <w:tcMar>
+              <w:top w:type="dxa" w:w="60"/>
+              <w:left w:type="dxa" w:w="100"/>
+              <w:bottom w:type="dxa" w:w="60"/>
+              <w:right w:type="dxa" w:w="100"/>
+            </w:tcMar>
+            <w:vAlign w:val="top"/>
+          </w:tcPr>
+          <w:p>
+            <w:pPr>
+              <w:spacing w:after="30" w:before="0"/>
+            </w:pPr>
+            <w:r>
+              <w:rPr>
+                <w:i/>
+                <w:iCs/>
+                <w:color w:val="5E6E7E"/>
+                <w:sz w:val="18"/>
+                <w:szCs w:val="18"/>
+              </w:rPr>
+              <w:t xml:space="preserve">Not Reciprocal: write a counter-example that does not fit the rule.</w:t>
+            </w:r>
+          </w:p>
+          <w:p>
+            <w:pPr>
+              <w:spacing w:after="50" w:before="0"/>
+            </w:pPr>
+            <w:r>
+              <w:rPr>
+                <w:color w:val="BBBBBB"/>
+                <w:sz w:val="18"/>
+                <w:szCs w:val="18"/>
+              </w:rPr>
+              <w:t xml:space="preserve">____________________________</w:t>
+            </w:r>
+          </w:p>
+        </w:tc>
+        <w:tc>
+          <w:tcPr>
+            <w:tcW w:type="dxa" w:w="2200"/>
+            <w:tcMar>
+              <w:top w:type="dxa" w:w="60"/>
+              <w:left w:type="dxa" w:w="100"/>
+              <w:bottom w:type="dxa" w:w="60"/>
+              <w:right w:type="dxa" w:w="100"/>
+            </w:tcMar>
+            <w:vAlign w:val="top"/>
+          </w:tcPr>
+          <w:p>
+            <w:pPr>
+              <w:spacing w:after="0" w:before="0"/>
+            </w:pPr>
+            <w:r>
+              <w:rPr>
+                <w:i/>
+                <w:iCs/>
+                <w:color w:val="5E6E7E"/>
+                <w:sz w:val="18"/>
+                <w:szCs w:val="18"/>
+              </w:rPr>
+              <w:t xml:space="preserve">The reciprocal of 3/4 is 4/3. To divide by 3/4, multiply by 4/3.</w:t>
+            </w:r>
+          </w:p>
+        </w:tc>
+      </w:tr>
+    </w:tbl>
+    <w:p>
+      <w:pPr>
+        <w:spacing w:after="120" w:before="140"/>
       </w:pPr>
       <w:r>
         <w:rPr>
@@ -127,73 +1103,922 @@
         <w:t xml:space="preserve">Build an improper fraction one step at a time.</w:t>
       </w:r>
     </w:p>
-    <w:p>
-      <w:pPr>
-        <w:spacing w:after="40" w:before="0"/>
-      </w:pPr>
-      <w:r>
-        <w:rPr>
-          <w:sz w:val="22"/>
-          <w:szCs w:val="22"/>
-        </w:rPr>
-        <w:t xml:space="preserve">1.  For 1 1/2: multiply whole × bottom → 1 × 2 = ___</w:t>
-      </w:r>
-    </w:p>
-    <w:p>
-      <w:pPr>
-        <w:spacing w:after="80" w:before="0"/>
-      </w:pPr>
-      <w:r>
-        <w:rPr>
-          <w:color w:val="BBBBBB"/>
-        </w:rPr>
-        <w:t xml:space="preserve">____________________________________________________</w:t>
-      </w:r>
-    </w:p>
-    <w:p>
-      <w:pPr>
-        <w:spacing w:after="40" w:before="0"/>
-      </w:pPr>
-      <w:r>
-        <w:rPr>
-          <w:sz w:val="22"/>
-          <w:szCs w:val="22"/>
-        </w:rPr>
-        <w:t xml:space="preserve">2.  Now add the top: 2 + 1 = ___</w:t>
-      </w:r>
-    </w:p>
-    <w:p>
-      <w:pPr>
-        <w:spacing w:after="80" w:before="0"/>
-      </w:pPr>
-      <w:r>
-        <w:rPr>
-          <w:color w:val="BBBBBB"/>
-        </w:rPr>
-        <w:t xml:space="preserve">____________________________________________________</w:t>
-      </w:r>
-    </w:p>
-    <w:p>
-      <w:pPr>
-        <w:spacing w:after="40" w:before="0"/>
-      </w:pPr>
-      <w:r>
-        <w:rPr>
-          <w:sz w:val="22"/>
-          <w:szCs w:val="22"/>
-        </w:rPr>
-        <w:t xml:space="preserve">3.  How many halves are in 1 1/2 wholes? (count the 1/2 pieces)</w:t>
-      </w:r>
-    </w:p>
-    <w:p>
-      <w:pPr>
-        <w:spacing w:after="80" w:before="0"/>
-      </w:pPr>
-      <w:r>
-        <w:rPr>
-          <w:color w:val="BBBBBB"/>
-        </w:rPr>
-        <w:t xml:space="preserve">____________________________________________________</w:t>
+    <w:tbl>
+      <w:tblPr>
+        <w:tblW w:type="dxa" w:w="9360"/>
+        <w:tblBorders>
+          <w:top w:val="single" w:color="C7D2DD" w:sz="6"/>
+          <w:left w:val="single" w:color="C7D2DD" w:sz="6"/>
+          <w:bottom w:val="single" w:color="C7D2DD" w:sz="6"/>
+          <w:right w:val="single" w:color="C7D2DD" w:sz="6"/>
+          <w:insideH w:val="single" w:color="C7D2DD" w:sz="6"/>
+          <w:insideV w:val="single" w:color="C7D2DD" w:sz="6"/>
+        </w:tblBorders>
+      </w:tblPr>
+      <w:tblGrid>
+        <w:gridCol w:w="2800"/>
+        <w:gridCol w:w="3560"/>
+        <w:gridCol w:w="3000"/>
+      </w:tblGrid>
+      <w:tr>
+        <w:trPr>
+          <w:cantSplit/>
+          <w:tblHeader/>
+        </w:trPr>
+        <w:tc>
+          <w:tcPr>
+            <w:tcW w:type="dxa" w:w="2800"/>
+            <w:shd w:fill="EEF4F8" w:color="auto" w:val="clear"/>
+            <w:tcMar>
+              <w:top w:type="dxa" w:w="60"/>
+              <w:left w:type="dxa" w:w="100"/>
+              <w:bottom w:type="dxa" w:w="60"/>
+              <w:right w:type="dxa" w:w="100"/>
+            </w:tcMar>
+          </w:tcPr>
+          <w:p>
+            <w:pPr>
+              <w:spacing w:after="0" w:before="0"/>
+            </w:pPr>
+            <w:r>
+              <w:rPr>
+                <w:b/>
+                <w:bCs/>
+                <w:color w:val="0F2B3C"/>
+                <w:sz w:val="16"/>
+                <w:szCs w:val="16"/>
+              </w:rPr>
+              <w:t xml:space="preserve">CORE PROBLEM / GIVEN REPRESENTATION</w:t>
+            </w:r>
+          </w:p>
+        </w:tc>
+        <w:tc>
+          <w:tcPr>
+            <w:tcW w:type="dxa" w:w="3560"/>
+            <w:shd w:fill="EEF4F8" w:color="auto" w:val="clear"/>
+            <w:tcMar>
+              <w:top w:type="dxa" w:w="60"/>
+              <w:left w:type="dxa" w:w="100"/>
+              <w:bottom w:type="dxa" w:w="60"/>
+              <w:right w:type="dxa" w:w="100"/>
+            </w:tcMar>
+          </w:tcPr>
+          <w:p>
+            <w:pPr>
+              <w:spacing w:after="0" w:before="0"/>
+            </w:pPr>
+            <w:r>
+              <w:rPr>
+                <w:b/>
+                <w:bCs/>
+                <w:color w:val="0F2B3C"/>
+                <w:sz w:val="16"/>
+                <w:szCs w:val="16"/>
+              </w:rPr>
+              <w:t xml:space="preserve">WORKING SPACE / CALCULATION STEPS</w:t>
+            </w:r>
+          </w:p>
+        </w:tc>
+        <w:tc>
+          <w:tcPr>
+            <w:tcW w:type="dxa" w:w="3000"/>
+            <w:shd w:fill="FBF3E2" w:color="auto" w:val="clear"/>
+            <w:tcMar>
+              <w:top w:type="dxa" w:w="60"/>
+              <w:left w:type="dxa" w:w="100"/>
+              <w:bottom w:type="dxa" w:w="60"/>
+              <w:right w:type="dxa" w:w="100"/>
+            </w:tcMar>
+          </w:tcPr>
+          <w:p>
+            <w:pPr>
+              <w:spacing w:after="0" w:before="0"/>
+            </w:pPr>
+            <w:r>
+              <w:rPr>
+                <w:b/>
+                <w:bCs/>
+                <w:color w:val="7A5400"/>
+                <w:sz w:val="16"/>
+                <w:szCs w:val="16"/>
+              </w:rPr>
+              <w:t xml:space="preserve">EXPLAIN YOUR REASONING</w:t>
+            </w:r>
+          </w:p>
+        </w:tc>
+      </w:tr>
+      <w:tr>
+        <w:trPr>
+          <w:cantSplit/>
+        </w:trPr>
+        <w:tc>
+          <w:tcPr>
+            <w:tcW w:type="dxa" w:w="2800"/>
+            <w:tcMar>
+              <w:top w:type="dxa" w:w="80"/>
+              <w:left w:type="dxa" w:w="100"/>
+              <w:bottom w:type="dxa" w:w="80"/>
+              <w:right w:type="dxa" w:w="100"/>
+            </w:tcMar>
+            <w:vAlign w:val="top"/>
+          </w:tcPr>
+          <w:p>
+            <w:pPr>
+              <w:spacing w:after="40" w:before="0"/>
+            </w:pPr>
+            <w:r>
+              <w:rPr>
+                <w:b/>
+                <w:bCs/>
+                <w:color w:val="0F2B3C"/>
+                <w:sz w:val="20"/>
+                <w:szCs w:val="20"/>
+              </w:rPr>
+              <w:t xml:space="preserve">1.  For 1 1/2: multiply whole × bottom → 1 × 2 = ___</w:t>
+            </w:r>
+          </w:p>
+        </w:tc>
+        <w:tc>
+          <w:tcPr>
+            <w:tcW w:type="dxa" w:w="3560"/>
+            <w:tcMar>
+              <w:top w:type="dxa" w:w="80"/>
+              <w:left w:type="dxa" w:w="100"/>
+              <w:bottom w:type="dxa" w:w="80"/>
+              <w:right w:type="dxa" w:w="100"/>
+            </w:tcMar>
+            <w:vAlign w:val="top"/>
+          </w:tcPr>
+          <w:p>
+            <w:pPr>
+              <w:spacing w:after="50" w:before="0"/>
+            </w:pPr>
+            <w:r>
+              <w:rPr>
+                <w:color w:val="BBBBBB"/>
+                <w:sz w:val="18"/>
+                <w:szCs w:val="18"/>
+              </w:rPr>
+              <w:t xml:space="preserve">____________________________</w:t>
+            </w:r>
+          </w:p>
+          <w:p>
+            <w:pPr>
+              <w:spacing w:after="50" w:before="0"/>
+            </w:pPr>
+            <w:r>
+              <w:rPr>
+                <w:color w:val="BBBBBB"/>
+                <w:sz w:val="18"/>
+                <w:szCs w:val="18"/>
+              </w:rPr>
+              <w:t xml:space="preserve">____________________________</w:t>
+            </w:r>
+          </w:p>
+          <w:p>
+            <w:pPr>
+              <w:spacing w:after="50" w:before="0"/>
+            </w:pPr>
+            <w:r>
+              <w:rPr>
+                <w:color w:val="BBBBBB"/>
+                <w:sz w:val="18"/>
+                <w:szCs w:val="18"/>
+              </w:rPr>
+              <w:t xml:space="preserve">____________________________</w:t>
+            </w:r>
+          </w:p>
+          <w:p>
+            <w:pPr>
+              <w:spacing w:after="50" w:before="0"/>
+            </w:pPr>
+            <w:r>
+              <w:rPr>
+                <w:color w:val="BBBBBB"/>
+                <w:sz w:val="18"/>
+                <w:szCs w:val="18"/>
+              </w:rPr>
+              <w:t xml:space="preserve">____________________________</w:t>
+            </w:r>
+          </w:p>
+        </w:tc>
+        <w:tc>
+          <w:tcPr>
+            <w:tcW w:type="dxa" w:w="3000"/>
+            <w:shd w:fill="FBF3E2" w:color="auto" w:val="clear"/>
+            <w:tcMar>
+              <w:top w:type="dxa" w:w="80"/>
+              <w:left w:type="dxa" w:w="100"/>
+              <w:bottom w:type="dxa" w:w="80"/>
+              <w:right w:type="dxa" w:w="100"/>
+            </w:tcMar>
+            <w:vAlign w:val="top"/>
+          </w:tcPr>
+          <w:p>
+            <w:pPr>
+              <w:spacing w:after="30" w:before="0"/>
+            </w:pPr>
+            <w:r>
+              <w:rPr>
+                <w:b/>
+                <w:bCs/>
+                <w:color w:val="0F2B3C"/>
+                <w:sz w:val="18"/>
+                <w:szCs w:val="18"/>
+              </w:rPr>
+              <w:t xml:space="preserve">Because... ________________</w:t>
+            </w:r>
+          </w:p>
+          <w:p>
+            <w:pPr>
+              <w:spacing w:after="50" w:before="0"/>
+            </w:pPr>
+            <w:r>
+              <w:rPr>
+                <w:color w:val="BBBBBB"/>
+                <w:sz w:val="18"/>
+                <w:szCs w:val="18"/>
+              </w:rPr>
+              <w:t xml:space="preserve">____________________________</w:t>
+            </w:r>
+          </w:p>
+          <w:p>
+            <w:pPr>
+              <w:spacing w:after="30" w:before="40"/>
+            </w:pPr>
+            <w:r>
+              <w:rPr>
+                <w:b/>
+                <w:bCs/>
+                <w:color w:val="1A6FB5"/>
+                <w:sz w:val="18"/>
+                <w:szCs w:val="18"/>
+              </w:rPr>
+              <w:t xml:space="preserve">Although... _______________</w:t>
+            </w:r>
+          </w:p>
+          <w:p>
+            <w:pPr>
+              <w:spacing w:after="50" w:before="0"/>
+            </w:pPr>
+            <w:r>
+              <w:rPr>
+                <w:color w:val="BBBBBB"/>
+                <w:sz w:val="18"/>
+                <w:szCs w:val="18"/>
+              </w:rPr>
+              <w:t xml:space="preserve">____________________________</w:t>
+            </w:r>
+          </w:p>
+          <w:p>
+            <w:pPr>
+              <w:spacing w:after="30" w:before="40"/>
+            </w:pPr>
+            <w:r>
+              <w:rPr>
+                <w:b/>
+                <w:bCs/>
+                <w:color w:val="7A5400"/>
+                <w:sz w:val="18"/>
+                <w:szCs w:val="18"/>
+              </w:rPr>
+              <w:t xml:space="preserve">Therefore... ______________</w:t>
+            </w:r>
+          </w:p>
+          <w:p>
+            <w:pPr>
+              <w:spacing w:after="50" w:before="0"/>
+            </w:pPr>
+            <w:r>
+              <w:rPr>
+                <w:color w:val="BBBBBB"/>
+                <w:sz w:val="18"/>
+                <w:szCs w:val="18"/>
+              </w:rPr>
+              <w:t xml:space="preserve">____________________________</w:t>
+            </w:r>
+          </w:p>
+        </w:tc>
+      </w:tr>
+    </w:tbl>
+    <w:p>
+      <w:pPr>
+        <w:spacing w:after="60" w:before="0"/>
+      </w:pPr>
+      <w:r>
+        <w:t xml:space="preserve"/>
+      </w:r>
+    </w:p>
+    <w:tbl>
+      <w:tblPr>
+        <w:tblW w:type="dxa" w:w="9360"/>
+        <w:tblBorders>
+          <w:top w:val="single" w:color="C7D2DD" w:sz="6"/>
+          <w:left w:val="single" w:color="C7D2DD" w:sz="6"/>
+          <w:bottom w:val="single" w:color="C7D2DD" w:sz="6"/>
+          <w:right w:val="single" w:color="C7D2DD" w:sz="6"/>
+          <w:insideH w:val="single" w:color="C7D2DD" w:sz="6"/>
+          <w:insideV w:val="single" w:color="C7D2DD" w:sz="6"/>
+        </w:tblBorders>
+      </w:tblPr>
+      <w:tblGrid>
+        <w:gridCol w:w="2800"/>
+        <w:gridCol w:w="3560"/>
+        <w:gridCol w:w="3000"/>
+      </w:tblGrid>
+      <w:tr>
+        <w:trPr>
+          <w:cantSplit/>
+          <w:tblHeader/>
+        </w:trPr>
+        <w:tc>
+          <w:tcPr>
+            <w:tcW w:type="dxa" w:w="2800"/>
+            <w:shd w:fill="EEF4F8" w:color="auto" w:val="clear"/>
+            <w:tcMar>
+              <w:top w:type="dxa" w:w="60"/>
+              <w:left w:type="dxa" w:w="100"/>
+              <w:bottom w:type="dxa" w:w="60"/>
+              <w:right w:type="dxa" w:w="100"/>
+            </w:tcMar>
+          </w:tcPr>
+          <w:p>
+            <w:pPr>
+              <w:spacing w:after="0" w:before="0"/>
+            </w:pPr>
+            <w:r>
+              <w:rPr>
+                <w:b/>
+                <w:bCs/>
+                <w:color w:val="0F2B3C"/>
+                <w:sz w:val="16"/>
+                <w:szCs w:val="16"/>
+              </w:rPr>
+              <w:t xml:space="preserve">CORE PROBLEM / GIVEN REPRESENTATION</w:t>
+            </w:r>
+          </w:p>
+        </w:tc>
+        <w:tc>
+          <w:tcPr>
+            <w:tcW w:type="dxa" w:w="3560"/>
+            <w:shd w:fill="EEF4F8" w:color="auto" w:val="clear"/>
+            <w:tcMar>
+              <w:top w:type="dxa" w:w="60"/>
+              <w:left w:type="dxa" w:w="100"/>
+              <w:bottom w:type="dxa" w:w="60"/>
+              <w:right w:type="dxa" w:w="100"/>
+            </w:tcMar>
+          </w:tcPr>
+          <w:p>
+            <w:pPr>
+              <w:spacing w:after="0" w:before="0"/>
+            </w:pPr>
+            <w:r>
+              <w:rPr>
+                <w:b/>
+                <w:bCs/>
+                <w:color w:val="0F2B3C"/>
+                <w:sz w:val="16"/>
+                <w:szCs w:val="16"/>
+              </w:rPr>
+              <w:t xml:space="preserve">WORKING SPACE / CALCULATION STEPS</w:t>
+            </w:r>
+          </w:p>
+        </w:tc>
+        <w:tc>
+          <w:tcPr>
+            <w:tcW w:type="dxa" w:w="3000"/>
+            <w:shd w:fill="FBF3E2" w:color="auto" w:val="clear"/>
+            <w:tcMar>
+              <w:top w:type="dxa" w:w="60"/>
+              <w:left w:type="dxa" w:w="100"/>
+              <w:bottom w:type="dxa" w:w="60"/>
+              <w:right w:type="dxa" w:w="100"/>
+            </w:tcMar>
+          </w:tcPr>
+          <w:p>
+            <w:pPr>
+              <w:spacing w:after="0" w:before="0"/>
+            </w:pPr>
+            <w:r>
+              <w:rPr>
+                <w:b/>
+                <w:bCs/>
+                <w:color w:val="7A5400"/>
+                <w:sz w:val="16"/>
+                <w:szCs w:val="16"/>
+              </w:rPr>
+              <w:t xml:space="preserve">EXPLAIN YOUR REASONING</w:t>
+            </w:r>
+          </w:p>
+        </w:tc>
+      </w:tr>
+      <w:tr>
+        <w:trPr>
+          <w:cantSplit/>
+        </w:trPr>
+        <w:tc>
+          <w:tcPr>
+            <w:tcW w:type="dxa" w:w="2800"/>
+            <w:tcMar>
+              <w:top w:type="dxa" w:w="80"/>
+              <w:left w:type="dxa" w:w="100"/>
+              <w:bottom w:type="dxa" w:w="80"/>
+              <w:right w:type="dxa" w:w="100"/>
+            </w:tcMar>
+            <w:vAlign w:val="top"/>
+          </w:tcPr>
+          <w:p>
+            <w:pPr>
+              <w:spacing w:after="40" w:before="0"/>
+            </w:pPr>
+            <w:r>
+              <w:rPr>
+                <w:b/>
+                <w:bCs/>
+                <w:color w:val="0F2B3C"/>
+                <w:sz w:val="20"/>
+                <w:szCs w:val="20"/>
+              </w:rPr>
+              <w:t xml:space="preserve">2.  Now add the top: 2 + 1 = ___</w:t>
+            </w:r>
+          </w:p>
+        </w:tc>
+        <w:tc>
+          <w:tcPr>
+            <w:tcW w:type="dxa" w:w="3560"/>
+            <w:tcMar>
+              <w:top w:type="dxa" w:w="80"/>
+              <w:left w:type="dxa" w:w="100"/>
+              <w:bottom w:type="dxa" w:w="80"/>
+              <w:right w:type="dxa" w:w="100"/>
+            </w:tcMar>
+            <w:vAlign w:val="top"/>
+          </w:tcPr>
+          <w:p>
+            <w:pPr>
+              <w:spacing w:after="50" w:before="0"/>
+            </w:pPr>
+            <w:r>
+              <w:rPr>
+                <w:color w:val="BBBBBB"/>
+                <w:sz w:val="18"/>
+                <w:szCs w:val="18"/>
+              </w:rPr>
+              <w:t xml:space="preserve">____________________________</w:t>
+            </w:r>
+          </w:p>
+          <w:p>
+            <w:pPr>
+              <w:spacing w:after="50" w:before="0"/>
+            </w:pPr>
+            <w:r>
+              <w:rPr>
+                <w:color w:val="BBBBBB"/>
+                <w:sz w:val="18"/>
+                <w:szCs w:val="18"/>
+              </w:rPr>
+              <w:t xml:space="preserve">____________________________</w:t>
+            </w:r>
+          </w:p>
+          <w:p>
+            <w:pPr>
+              <w:spacing w:after="50" w:before="0"/>
+            </w:pPr>
+            <w:r>
+              <w:rPr>
+                <w:color w:val="BBBBBB"/>
+                <w:sz w:val="18"/>
+                <w:szCs w:val="18"/>
+              </w:rPr>
+              <w:t xml:space="preserve">____________________________</w:t>
+            </w:r>
+          </w:p>
+          <w:p>
+            <w:pPr>
+              <w:spacing w:after="50" w:before="0"/>
+            </w:pPr>
+            <w:r>
+              <w:rPr>
+                <w:color w:val="BBBBBB"/>
+                <w:sz w:val="18"/>
+                <w:szCs w:val="18"/>
+              </w:rPr>
+              <w:t xml:space="preserve">____________________________</w:t>
+            </w:r>
+          </w:p>
+        </w:tc>
+        <w:tc>
+          <w:tcPr>
+            <w:tcW w:type="dxa" w:w="3000"/>
+            <w:shd w:fill="FBF3E2" w:color="auto" w:val="clear"/>
+            <w:tcMar>
+              <w:top w:type="dxa" w:w="80"/>
+              <w:left w:type="dxa" w:w="100"/>
+              <w:bottom w:type="dxa" w:w="80"/>
+              <w:right w:type="dxa" w:w="100"/>
+            </w:tcMar>
+            <w:vAlign w:val="top"/>
+          </w:tcPr>
+          <w:p>
+            <w:pPr>
+              <w:spacing w:after="30" w:before="0"/>
+            </w:pPr>
+            <w:r>
+              <w:rPr>
+                <w:b/>
+                <w:bCs/>
+                <w:color w:val="0F2B3C"/>
+                <w:sz w:val="18"/>
+                <w:szCs w:val="18"/>
+              </w:rPr>
+              <w:t xml:space="preserve">Because... ________________</w:t>
+            </w:r>
+          </w:p>
+          <w:p>
+            <w:pPr>
+              <w:spacing w:after="50" w:before="0"/>
+            </w:pPr>
+            <w:r>
+              <w:rPr>
+                <w:color w:val="BBBBBB"/>
+                <w:sz w:val="18"/>
+                <w:szCs w:val="18"/>
+              </w:rPr>
+              <w:t xml:space="preserve">____________________________</w:t>
+            </w:r>
+          </w:p>
+          <w:p>
+            <w:pPr>
+              <w:spacing w:after="30" w:before="40"/>
+            </w:pPr>
+            <w:r>
+              <w:rPr>
+                <w:b/>
+                <w:bCs/>
+                <w:color w:val="1A6FB5"/>
+                <w:sz w:val="18"/>
+                <w:szCs w:val="18"/>
+              </w:rPr>
+              <w:t xml:space="preserve">Although... _______________</w:t>
+            </w:r>
+          </w:p>
+          <w:p>
+            <w:pPr>
+              <w:spacing w:after="50" w:before="0"/>
+            </w:pPr>
+            <w:r>
+              <w:rPr>
+                <w:color w:val="BBBBBB"/>
+                <w:sz w:val="18"/>
+                <w:szCs w:val="18"/>
+              </w:rPr>
+              <w:t xml:space="preserve">____________________________</w:t>
+            </w:r>
+          </w:p>
+          <w:p>
+            <w:pPr>
+              <w:spacing w:after="30" w:before="40"/>
+            </w:pPr>
+            <w:r>
+              <w:rPr>
+                <w:b/>
+                <w:bCs/>
+                <w:color w:val="7A5400"/>
+                <w:sz w:val="18"/>
+                <w:szCs w:val="18"/>
+              </w:rPr>
+              <w:t xml:space="preserve">Therefore... ______________</w:t>
+            </w:r>
+          </w:p>
+          <w:p>
+            <w:pPr>
+              <w:spacing w:after="50" w:before="0"/>
+            </w:pPr>
+            <w:r>
+              <w:rPr>
+                <w:color w:val="BBBBBB"/>
+                <w:sz w:val="18"/>
+                <w:szCs w:val="18"/>
+              </w:rPr>
+              <w:t xml:space="preserve">____________________________</w:t>
+            </w:r>
+          </w:p>
+        </w:tc>
+      </w:tr>
+    </w:tbl>
+    <w:p>
+      <w:pPr>
+        <w:spacing w:after="60" w:before="0"/>
+      </w:pPr>
+      <w:r>
+        <w:t xml:space="preserve"/>
+      </w:r>
+    </w:p>
+    <w:tbl>
+      <w:tblPr>
+        <w:tblW w:type="dxa" w:w="9360"/>
+        <w:tblBorders>
+          <w:top w:val="single" w:color="C7D2DD" w:sz="6"/>
+          <w:left w:val="single" w:color="C7D2DD" w:sz="6"/>
+          <w:bottom w:val="single" w:color="C7D2DD" w:sz="6"/>
+          <w:right w:val="single" w:color="C7D2DD" w:sz="6"/>
+          <w:insideH w:val="single" w:color="C7D2DD" w:sz="6"/>
+          <w:insideV w:val="single" w:color="C7D2DD" w:sz="6"/>
+        </w:tblBorders>
+      </w:tblPr>
+      <w:tblGrid>
+        <w:gridCol w:w="2800"/>
+        <w:gridCol w:w="3560"/>
+        <w:gridCol w:w="3000"/>
+      </w:tblGrid>
+      <w:tr>
+        <w:trPr>
+          <w:cantSplit/>
+          <w:tblHeader/>
+        </w:trPr>
+        <w:tc>
+          <w:tcPr>
+            <w:tcW w:type="dxa" w:w="2800"/>
+            <w:shd w:fill="EEF4F8" w:color="auto" w:val="clear"/>
+            <w:tcMar>
+              <w:top w:type="dxa" w:w="60"/>
+              <w:left w:type="dxa" w:w="100"/>
+              <w:bottom w:type="dxa" w:w="60"/>
+              <w:right w:type="dxa" w:w="100"/>
+            </w:tcMar>
+          </w:tcPr>
+          <w:p>
+            <w:pPr>
+              <w:spacing w:after="0" w:before="0"/>
+            </w:pPr>
+            <w:r>
+              <w:rPr>
+                <w:b/>
+                <w:bCs/>
+                <w:color w:val="0F2B3C"/>
+                <w:sz w:val="16"/>
+                <w:szCs w:val="16"/>
+              </w:rPr>
+              <w:t xml:space="preserve">CORE PROBLEM / GIVEN REPRESENTATION</w:t>
+            </w:r>
+          </w:p>
+        </w:tc>
+        <w:tc>
+          <w:tcPr>
+            <w:tcW w:type="dxa" w:w="3560"/>
+            <w:shd w:fill="EEF4F8" w:color="auto" w:val="clear"/>
+            <w:tcMar>
+              <w:top w:type="dxa" w:w="60"/>
+              <w:left w:type="dxa" w:w="100"/>
+              <w:bottom w:type="dxa" w:w="60"/>
+              <w:right w:type="dxa" w:w="100"/>
+            </w:tcMar>
+          </w:tcPr>
+          <w:p>
+            <w:pPr>
+              <w:spacing w:after="0" w:before="0"/>
+            </w:pPr>
+            <w:r>
+              <w:rPr>
+                <w:b/>
+                <w:bCs/>
+                <w:color w:val="0F2B3C"/>
+                <w:sz w:val="16"/>
+                <w:szCs w:val="16"/>
+              </w:rPr>
+              <w:t xml:space="preserve">WORKING SPACE / CALCULATION STEPS</w:t>
+            </w:r>
+          </w:p>
+        </w:tc>
+        <w:tc>
+          <w:tcPr>
+            <w:tcW w:type="dxa" w:w="3000"/>
+            <w:shd w:fill="FBF3E2" w:color="auto" w:val="clear"/>
+            <w:tcMar>
+              <w:top w:type="dxa" w:w="60"/>
+              <w:left w:type="dxa" w:w="100"/>
+              <w:bottom w:type="dxa" w:w="60"/>
+              <w:right w:type="dxa" w:w="100"/>
+            </w:tcMar>
+          </w:tcPr>
+          <w:p>
+            <w:pPr>
+              <w:spacing w:after="0" w:before="0"/>
+            </w:pPr>
+            <w:r>
+              <w:rPr>
+                <w:b/>
+                <w:bCs/>
+                <w:color w:val="7A5400"/>
+                <w:sz w:val="16"/>
+                <w:szCs w:val="16"/>
+              </w:rPr>
+              <w:t xml:space="preserve">EXPLAIN YOUR REASONING</w:t>
+            </w:r>
+          </w:p>
+        </w:tc>
+      </w:tr>
+      <w:tr>
+        <w:trPr>
+          <w:cantSplit/>
+        </w:trPr>
+        <w:tc>
+          <w:tcPr>
+            <w:tcW w:type="dxa" w:w="2800"/>
+            <w:tcMar>
+              <w:top w:type="dxa" w:w="80"/>
+              <w:left w:type="dxa" w:w="100"/>
+              <w:bottom w:type="dxa" w:w="80"/>
+              <w:right w:type="dxa" w:w="100"/>
+            </w:tcMar>
+            <w:vAlign w:val="top"/>
+          </w:tcPr>
+          <w:p>
+            <w:pPr>
+              <w:spacing w:after="40" w:before="0"/>
+            </w:pPr>
+            <w:r>
+              <w:rPr>
+                <w:b/>
+                <w:bCs/>
+                <w:color w:val="0F2B3C"/>
+                <w:sz w:val="20"/>
+                <w:szCs w:val="20"/>
+              </w:rPr>
+              <w:t xml:space="preserve">3.  How many halves are in 1 1/2 wholes? (count the 1/2 pieces)</w:t>
+            </w:r>
+          </w:p>
+        </w:tc>
+        <w:tc>
+          <w:tcPr>
+            <w:tcW w:type="dxa" w:w="3560"/>
+            <w:tcMar>
+              <w:top w:type="dxa" w:w="80"/>
+              <w:left w:type="dxa" w:w="100"/>
+              <w:bottom w:type="dxa" w:w="80"/>
+              <w:right w:type="dxa" w:w="100"/>
+            </w:tcMar>
+            <w:vAlign w:val="top"/>
+          </w:tcPr>
+          <w:p>
+            <w:pPr>
+              <w:spacing w:after="50" w:before="0"/>
+            </w:pPr>
+            <w:r>
+              <w:rPr>
+                <w:color w:val="BBBBBB"/>
+                <w:sz w:val="18"/>
+                <w:szCs w:val="18"/>
+              </w:rPr>
+              <w:t xml:space="preserve">____________________________</w:t>
+            </w:r>
+          </w:p>
+          <w:p>
+            <w:pPr>
+              <w:spacing w:after="50" w:before="0"/>
+            </w:pPr>
+            <w:r>
+              <w:rPr>
+                <w:color w:val="BBBBBB"/>
+                <w:sz w:val="18"/>
+                <w:szCs w:val="18"/>
+              </w:rPr>
+              <w:t xml:space="preserve">____________________________</w:t>
+            </w:r>
+          </w:p>
+          <w:p>
+            <w:pPr>
+              <w:spacing w:after="50" w:before="0"/>
+            </w:pPr>
+            <w:r>
+              <w:rPr>
+                <w:color w:val="BBBBBB"/>
+                <w:sz w:val="18"/>
+                <w:szCs w:val="18"/>
+              </w:rPr>
+              <w:t xml:space="preserve">____________________________</w:t>
+            </w:r>
+          </w:p>
+          <w:p>
+            <w:pPr>
+              <w:spacing w:after="50" w:before="0"/>
+            </w:pPr>
+            <w:r>
+              <w:rPr>
+                <w:color w:val="BBBBBB"/>
+                <w:sz w:val="18"/>
+                <w:szCs w:val="18"/>
+              </w:rPr>
+              <w:t xml:space="preserve">____________________________</w:t>
+            </w:r>
+          </w:p>
+        </w:tc>
+        <w:tc>
+          <w:tcPr>
+            <w:tcW w:type="dxa" w:w="3000"/>
+            <w:shd w:fill="FBF3E2" w:color="auto" w:val="clear"/>
+            <w:tcMar>
+              <w:top w:type="dxa" w:w="80"/>
+              <w:left w:type="dxa" w:w="100"/>
+              <w:bottom w:type="dxa" w:w="80"/>
+              <w:right w:type="dxa" w:w="100"/>
+            </w:tcMar>
+            <w:vAlign w:val="top"/>
+          </w:tcPr>
+          <w:p>
+            <w:pPr>
+              <w:spacing w:after="30" w:before="0"/>
+            </w:pPr>
+            <w:r>
+              <w:rPr>
+                <w:b/>
+                <w:bCs/>
+                <w:color w:val="0F2B3C"/>
+                <w:sz w:val="18"/>
+                <w:szCs w:val="18"/>
+              </w:rPr>
+              <w:t xml:space="preserve">Because... ________________</w:t>
+            </w:r>
+          </w:p>
+          <w:p>
+            <w:pPr>
+              <w:spacing w:after="50" w:before="0"/>
+            </w:pPr>
+            <w:r>
+              <w:rPr>
+                <w:color w:val="BBBBBB"/>
+                <w:sz w:val="18"/>
+                <w:szCs w:val="18"/>
+              </w:rPr>
+              <w:t xml:space="preserve">____________________________</w:t>
+            </w:r>
+          </w:p>
+          <w:p>
+            <w:pPr>
+              <w:spacing w:after="30" w:before="40"/>
+            </w:pPr>
+            <w:r>
+              <w:rPr>
+                <w:b/>
+                <w:bCs/>
+                <w:color w:val="1A6FB5"/>
+                <w:sz w:val="18"/>
+                <w:szCs w:val="18"/>
+              </w:rPr>
+              <w:t xml:space="preserve">Although... _______________</w:t>
+            </w:r>
+          </w:p>
+          <w:p>
+            <w:pPr>
+              <w:spacing w:after="50" w:before="0"/>
+            </w:pPr>
+            <w:r>
+              <w:rPr>
+                <w:color w:val="BBBBBB"/>
+                <w:sz w:val="18"/>
+                <w:szCs w:val="18"/>
+              </w:rPr>
+              <w:t xml:space="preserve">____________________________</w:t>
+            </w:r>
+          </w:p>
+          <w:p>
+            <w:pPr>
+              <w:spacing w:after="30" w:before="40"/>
+            </w:pPr>
+            <w:r>
+              <w:rPr>
+                <w:b/>
+                <w:bCs/>
+                <w:color w:val="7A5400"/>
+                <w:sz w:val="18"/>
+                <w:szCs w:val="18"/>
+              </w:rPr>
+              <w:t xml:space="preserve">Therefore... ______________</w:t>
+            </w:r>
+          </w:p>
+          <w:p>
+            <w:pPr>
+              <w:spacing w:after="50" w:before="0"/>
+            </w:pPr>
+            <w:r>
+              <w:rPr>
+                <w:color w:val="BBBBBB"/>
+                <w:sz w:val="18"/>
+                <w:szCs w:val="18"/>
+              </w:rPr>
+              <w:t xml:space="preserve">____________________________</w:t>
+            </w:r>
+          </w:p>
+        </w:tc>
+      </w:tr>
+    </w:tbl>
+    <w:p>
+      <w:pPr>
+        <w:spacing w:after="60" w:before="0"/>
+      </w:pPr>
+      <w:r>
+        <w:t xml:space="preserve"/>
       </w:r>
     </w:p>
     <w:p>
@@ -225,76 +2050,642 @@
         <w:t xml:space="preserve">Convert and flip.</w:t>
       </w:r>
     </w:p>
-    <w:p>
-      <w:pPr>
-        <w:spacing w:after="40" w:before="0"/>
-      </w:pPr>
-      <w:r>
-        <w:rPr>
-          <w:sz w:val="22"/>
-          <w:szCs w:val="22"/>
-        </w:rPr>
-        <w:t xml:space="preserve">1.  Write 2 1/3 as an improper fraction.</w:t>
-      </w:r>
-    </w:p>
-    <w:p>
-      <w:pPr>
-        <w:spacing w:after="40" w:before="0"/>
-      </w:pPr>
-      <w:r>
-        <w:rPr>
-          <w:color w:val="5E6E7E"/>
-          <w:sz w:val="20"/>
-          <w:szCs w:val="20"/>
-        </w:rPr>
-        <w:t xml:space="preserve">     choices: 5/3   /   6/3   /   7/3   /   21/3</w:t>
-      </w:r>
-    </w:p>
-    <w:p>
-      <w:pPr>
-        <w:spacing w:after="80" w:before="0"/>
-      </w:pPr>
-      <w:r>
-        <w:rPr>
-          <w:color w:val="BBBBBB"/>
-        </w:rPr>
-        <w:t xml:space="preserve">____________________________________________________</w:t>
-      </w:r>
-    </w:p>
-    <w:p>
-      <w:pPr>
-        <w:spacing w:after="40" w:before="0"/>
-      </w:pPr>
-      <w:r>
-        <w:rPr>
-          <w:sz w:val="22"/>
-          <w:szCs w:val="22"/>
-        </w:rPr>
-        <w:t xml:space="preserve">2.  What is the reciprocal of 7/3?</w:t>
-      </w:r>
-    </w:p>
-    <w:p>
-      <w:pPr>
-        <w:spacing w:after="40" w:before="0"/>
-      </w:pPr>
-      <w:r>
-        <w:rPr>
-          <w:color w:val="5E6E7E"/>
-          <w:sz w:val="20"/>
-          <w:szCs w:val="20"/>
-        </w:rPr>
-        <w:t xml:space="preserve">     choices: 3/7   /   7/3   /   1/3   /   10/3</w:t>
-      </w:r>
-    </w:p>
-    <w:p>
-      <w:pPr>
-        <w:spacing w:after="80" w:before="0"/>
-      </w:pPr>
-      <w:r>
-        <w:rPr>
-          <w:color w:val="BBBBBB"/>
-        </w:rPr>
-        <w:t xml:space="preserve">____________________________________________________</w:t>
+    <w:tbl>
+      <w:tblPr>
+        <w:tblW w:type="dxa" w:w="9360"/>
+        <w:tblBorders>
+          <w:top w:val="single" w:color="C7D2DD" w:sz="6"/>
+          <w:left w:val="single" w:color="C7D2DD" w:sz="6"/>
+          <w:bottom w:val="single" w:color="C7D2DD" w:sz="6"/>
+          <w:right w:val="single" w:color="C7D2DD" w:sz="6"/>
+          <w:insideH w:val="single" w:color="C7D2DD" w:sz="6"/>
+          <w:insideV w:val="single" w:color="C7D2DD" w:sz="6"/>
+        </w:tblBorders>
+      </w:tblPr>
+      <w:tblGrid>
+        <w:gridCol w:w="2800"/>
+        <w:gridCol w:w="3560"/>
+        <w:gridCol w:w="3000"/>
+      </w:tblGrid>
+      <w:tr>
+        <w:trPr>
+          <w:cantSplit/>
+          <w:tblHeader/>
+        </w:trPr>
+        <w:tc>
+          <w:tcPr>
+            <w:tcW w:type="dxa" w:w="2800"/>
+            <w:shd w:fill="EEF4F8" w:color="auto" w:val="clear"/>
+            <w:tcMar>
+              <w:top w:type="dxa" w:w="60"/>
+              <w:left w:type="dxa" w:w="100"/>
+              <w:bottom w:type="dxa" w:w="60"/>
+              <w:right w:type="dxa" w:w="100"/>
+            </w:tcMar>
+          </w:tcPr>
+          <w:p>
+            <w:pPr>
+              <w:spacing w:after="0" w:before="0"/>
+            </w:pPr>
+            <w:r>
+              <w:rPr>
+                <w:b/>
+                <w:bCs/>
+                <w:color w:val="0F2B3C"/>
+                <w:sz w:val="16"/>
+                <w:szCs w:val="16"/>
+              </w:rPr>
+              <w:t xml:space="preserve">CORE PROBLEM / GIVEN REPRESENTATION</w:t>
+            </w:r>
+          </w:p>
+        </w:tc>
+        <w:tc>
+          <w:tcPr>
+            <w:tcW w:type="dxa" w:w="3560"/>
+            <w:shd w:fill="EEF4F8" w:color="auto" w:val="clear"/>
+            <w:tcMar>
+              <w:top w:type="dxa" w:w="60"/>
+              <w:left w:type="dxa" w:w="100"/>
+              <w:bottom w:type="dxa" w:w="60"/>
+              <w:right w:type="dxa" w:w="100"/>
+            </w:tcMar>
+          </w:tcPr>
+          <w:p>
+            <w:pPr>
+              <w:spacing w:after="0" w:before="0"/>
+            </w:pPr>
+            <w:r>
+              <w:rPr>
+                <w:b/>
+                <w:bCs/>
+                <w:color w:val="0F2B3C"/>
+                <w:sz w:val="16"/>
+                <w:szCs w:val="16"/>
+              </w:rPr>
+              <w:t xml:space="preserve">WORKING SPACE / CALCULATION STEPS</w:t>
+            </w:r>
+          </w:p>
+        </w:tc>
+        <w:tc>
+          <w:tcPr>
+            <w:tcW w:type="dxa" w:w="3000"/>
+            <w:shd w:fill="FBF3E2" w:color="auto" w:val="clear"/>
+            <w:tcMar>
+              <w:top w:type="dxa" w:w="60"/>
+              <w:left w:type="dxa" w:w="100"/>
+              <w:bottom w:type="dxa" w:w="60"/>
+              <w:right w:type="dxa" w:w="100"/>
+            </w:tcMar>
+          </w:tcPr>
+          <w:p>
+            <w:pPr>
+              <w:spacing w:after="0" w:before="0"/>
+            </w:pPr>
+            <w:r>
+              <w:rPr>
+                <w:b/>
+                <w:bCs/>
+                <w:color w:val="7A5400"/>
+                <w:sz w:val="16"/>
+                <w:szCs w:val="16"/>
+              </w:rPr>
+              <w:t xml:space="preserve">EXPLAIN YOUR REASONING</w:t>
+            </w:r>
+          </w:p>
+        </w:tc>
+      </w:tr>
+      <w:tr>
+        <w:trPr>
+          <w:cantSplit/>
+        </w:trPr>
+        <w:tc>
+          <w:tcPr>
+            <w:tcW w:type="dxa" w:w="2800"/>
+            <w:tcMar>
+              <w:top w:type="dxa" w:w="80"/>
+              <w:left w:type="dxa" w:w="100"/>
+              <w:bottom w:type="dxa" w:w="80"/>
+              <w:right w:type="dxa" w:w="100"/>
+            </w:tcMar>
+            <w:vAlign w:val="top"/>
+          </w:tcPr>
+          <w:p>
+            <w:pPr>
+              <w:spacing w:after="40" w:before="0"/>
+            </w:pPr>
+            <w:r>
+              <w:rPr>
+                <w:b/>
+                <w:bCs/>
+                <w:color w:val="0F2B3C"/>
+                <w:sz w:val="20"/>
+                <w:szCs w:val="20"/>
+              </w:rPr>
+              <w:t xml:space="preserve">1.  Write 2 1/3 as an improper fraction.</w:t>
+            </w:r>
+          </w:p>
+          <w:p>
+            <w:pPr>
+              <w:spacing w:after="0" w:before="0"/>
+            </w:pPr>
+            <w:r>
+              <w:rPr>
+                <w:color w:val="5E6E7E"/>
+                <w:sz w:val="18"/>
+                <w:szCs w:val="18"/>
+              </w:rPr>
+              <w:t xml:space="preserve">Choices: 5/3   /   6/3   /   7/3   /   21/3</w:t>
+            </w:r>
+          </w:p>
+        </w:tc>
+        <w:tc>
+          <w:tcPr>
+            <w:tcW w:type="dxa" w:w="3560"/>
+            <w:tcMar>
+              <w:top w:type="dxa" w:w="80"/>
+              <w:left w:type="dxa" w:w="100"/>
+              <w:bottom w:type="dxa" w:w="80"/>
+              <w:right w:type="dxa" w:w="100"/>
+            </w:tcMar>
+            <w:vAlign w:val="top"/>
+          </w:tcPr>
+          <w:p>
+            <w:pPr>
+              <w:spacing w:after="50" w:before="0"/>
+            </w:pPr>
+            <w:r>
+              <w:rPr>
+                <w:color w:val="BBBBBB"/>
+                <w:sz w:val="18"/>
+                <w:szCs w:val="18"/>
+              </w:rPr>
+              <w:t xml:space="preserve">____________________________</w:t>
+            </w:r>
+          </w:p>
+          <w:p>
+            <w:pPr>
+              <w:spacing w:after="50" w:before="0"/>
+            </w:pPr>
+            <w:r>
+              <w:rPr>
+                <w:color w:val="BBBBBB"/>
+                <w:sz w:val="18"/>
+                <w:szCs w:val="18"/>
+              </w:rPr>
+              <w:t xml:space="preserve">____________________________</w:t>
+            </w:r>
+          </w:p>
+          <w:p>
+            <w:pPr>
+              <w:spacing w:after="50" w:before="0"/>
+            </w:pPr>
+            <w:r>
+              <w:rPr>
+                <w:color w:val="BBBBBB"/>
+                <w:sz w:val="18"/>
+                <w:szCs w:val="18"/>
+              </w:rPr>
+              <w:t xml:space="preserve">____________________________</w:t>
+            </w:r>
+          </w:p>
+          <w:p>
+            <w:pPr>
+              <w:spacing w:after="50" w:before="0"/>
+            </w:pPr>
+            <w:r>
+              <w:rPr>
+                <w:color w:val="BBBBBB"/>
+                <w:sz w:val="18"/>
+                <w:szCs w:val="18"/>
+              </w:rPr>
+              <w:t xml:space="preserve">____________________________</w:t>
+            </w:r>
+          </w:p>
+        </w:tc>
+        <w:tc>
+          <w:tcPr>
+            <w:tcW w:type="dxa" w:w="3000"/>
+            <w:shd w:fill="FBF3E2" w:color="auto" w:val="clear"/>
+            <w:tcMar>
+              <w:top w:type="dxa" w:w="80"/>
+              <w:left w:type="dxa" w:w="100"/>
+              <w:bottom w:type="dxa" w:w="80"/>
+              <w:right w:type="dxa" w:w="100"/>
+            </w:tcMar>
+            <w:vAlign w:val="top"/>
+          </w:tcPr>
+          <w:p>
+            <w:pPr>
+              <w:spacing w:after="30" w:before="0"/>
+            </w:pPr>
+            <w:r>
+              <w:rPr>
+                <w:b/>
+                <w:bCs/>
+                <w:color w:val="0F2B3C"/>
+                <w:sz w:val="18"/>
+                <w:szCs w:val="18"/>
+              </w:rPr>
+              <w:t xml:space="preserve">Because... ________________</w:t>
+            </w:r>
+          </w:p>
+          <w:p>
+            <w:pPr>
+              <w:spacing w:after="50" w:before="0"/>
+            </w:pPr>
+            <w:r>
+              <w:rPr>
+                <w:color w:val="BBBBBB"/>
+                <w:sz w:val="18"/>
+                <w:szCs w:val="18"/>
+              </w:rPr>
+              <w:t xml:space="preserve">____________________________</w:t>
+            </w:r>
+          </w:p>
+          <w:p>
+            <w:pPr>
+              <w:spacing w:after="30" w:before="40"/>
+            </w:pPr>
+            <w:r>
+              <w:rPr>
+                <w:b/>
+                <w:bCs/>
+                <w:color w:val="1A6FB5"/>
+                <w:sz w:val="18"/>
+                <w:szCs w:val="18"/>
+              </w:rPr>
+              <w:t xml:space="preserve">Although... _______________</w:t>
+            </w:r>
+          </w:p>
+          <w:p>
+            <w:pPr>
+              <w:spacing w:after="50" w:before="0"/>
+            </w:pPr>
+            <w:r>
+              <w:rPr>
+                <w:color w:val="BBBBBB"/>
+                <w:sz w:val="18"/>
+                <w:szCs w:val="18"/>
+              </w:rPr>
+              <w:t xml:space="preserve">____________________________</w:t>
+            </w:r>
+          </w:p>
+          <w:p>
+            <w:pPr>
+              <w:spacing w:after="30" w:before="40"/>
+            </w:pPr>
+            <w:r>
+              <w:rPr>
+                <w:b/>
+                <w:bCs/>
+                <w:color w:val="7A5400"/>
+                <w:sz w:val="18"/>
+                <w:szCs w:val="18"/>
+              </w:rPr>
+              <w:t xml:space="preserve">Therefore... ______________</w:t>
+            </w:r>
+          </w:p>
+          <w:p>
+            <w:pPr>
+              <w:spacing w:after="50" w:before="0"/>
+            </w:pPr>
+            <w:r>
+              <w:rPr>
+                <w:color w:val="BBBBBB"/>
+                <w:sz w:val="18"/>
+                <w:szCs w:val="18"/>
+              </w:rPr>
+              <w:t xml:space="preserve">____________________________</w:t>
+            </w:r>
+          </w:p>
+        </w:tc>
+      </w:tr>
+    </w:tbl>
+    <w:p>
+      <w:pPr>
+        <w:spacing w:after="60" w:before="0"/>
+      </w:pPr>
+      <w:r>
+        <w:t xml:space="preserve"/>
+      </w:r>
+    </w:p>
+    <w:tbl>
+      <w:tblPr>
+        <w:tblW w:type="dxa" w:w="9360"/>
+        <w:tblBorders>
+          <w:top w:val="single" w:color="C7D2DD" w:sz="6"/>
+          <w:left w:val="single" w:color="C7D2DD" w:sz="6"/>
+          <w:bottom w:val="single" w:color="C7D2DD" w:sz="6"/>
+          <w:right w:val="single" w:color="C7D2DD" w:sz="6"/>
+          <w:insideH w:val="single" w:color="C7D2DD" w:sz="6"/>
+          <w:insideV w:val="single" w:color="C7D2DD" w:sz="6"/>
+        </w:tblBorders>
+      </w:tblPr>
+      <w:tblGrid>
+        <w:gridCol w:w="2800"/>
+        <w:gridCol w:w="3560"/>
+        <w:gridCol w:w="3000"/>
+      </w:tblGrid>
+      <w:tr>
+        <w:trPr>
+          <w:cantSplit/>
+          <w:tblHeader/>
+        </w:trPr>
+        <w:tc>
+          <w:tcPr>
+            <w:tcW w:type="dxa" w:w="2800"/>
+            <w:shd w:fill="EEF4F8" w:color="auto" w:val="clear"/>
+            <w:tcMar>
+              <w:top w:type="dxa" w:w="60"/>
+              <w:left w:type="dxa" w:w="100"/>
+              <w:bottom w:type="dxa" w:w="60"/>
+              <w:right w:type="dxa" w:w="100"/>
+            </w:tcMar>
+          </w:tcPr>
+          <w:p>
+            <w:pPr>
+              <w:spacing w:after="0" w:before="0"/>
+            </w:pPr>
+            <w:r>
+              <w:rPr>
+                <w:b/>
+                <w:bCs/>
+                <w:color w:val="0F2B3C"/>
+                <w:sz w:val="16"/>
+                <w:szCs w:val="16"/>
+              </w:rPr>
+              <w:t xml:space="preserve">CORE PROBLEM / GIVEN REPRESENTATION</w:t>
+            </w:r>
+          </w:p>
+        </w:tc>
+        <w:tc>
+          <w:tcPr>
+            <w:tcW w:type="dxa" w:w="3560"/>
+            <w:shd w:fill="EEF4F8" w:color="auto" w:val="clear"/>
+            <w:tcMar>
+              <w:top w:type="dxa" w:w="60"/>
+              <w:left w:type="dxa" w:w="100"/>
+              <w:bottom w:type="dxa" w:w="60"/>
+              <w:right w:type="dxa" w:w="100"/>
+            </w:tcMar>
+          </w:tcPr>
+          <w:p>
+            <w:pPr>
+              <w:spacing w:after="0" w:before="0"/>
+            </w:pPr>
+            <w:r>
+              <w:rPr>
+                <w:b/>
+                <w:bCs/>
+                <w:color w:val="0F2B3C"/>
+                <w:sz w:val="16"/>
+                <w:szCs w:val="16"/>
+              </w:rPr>
+              <w:t xml:space="preserve">WORKING SPACE / CALCULATION STEPS</w:t>
+            </w:r>
+          </w:p>
+        </w:tc>
+        <w:tc>
+          <w:tcPr>
+            <w:tcW w:type="dxa" w:w="3000"/>
+            <w:shd w:fill="FBF3E2" w:color="auto" w:val="clear"/>
+            <w:tcMar>
+              <w:top w:type="dxa" w:w="60"/>
+              <w:left w:type="dxa" w:w="100"/>
+              <w:bottom w:type="dxa" w:w="60"/>
+              <w:right w:type="dxa" w:w="100"/>
+            </w:tcMar>
+          </w:tcPr>
+          <w:p>
+            <w:pPr>
+              <w:spacing w:after="0" w:before="0"/>
+            </w:pPr>
+            <w:r>
+              <w:rPr>
+                <w:b/>
+                <w:bCs/>
+                <w:color w:val="7A5400"/>
+                <w:sz w:val="16"/>
+                <w:szCs w:val="16"/>
+              </w:rPr>
+              <w:t xml:space="preserve">EXPLAIN YOUR REASONING</w:t>
+            </w:r>
+          </w:p>
+        </w:tc>
+      </w:tr>
+      <w:tr>
+        <w:trPr>
+          <w:cantSplit/>
+        </w:trPr>
+        <w:tc>
+          <w:tcPr>
+            <w:tcW w:type="dxa" w:w="2800"/>
+            <w:tcMar>
+              <w:top w:type="dxa" w:w="80"/>
+              <w:left w:type="dxa" w:w="100"/>
+              <w:bottom w:type="dxa" w:w="80"/>
+              <w:right w:type="dxa" w:w="100"/>
+            </w:tcMar>
+            <w:vAlign w:val="top"/>
+          </w:tcPr>
+          <w:p>
+            <w:pPr>
+              <w:spacing w:after="40" w:before="0"/>
+            </w:pPr>
+            <w:r>
+              <w:rPr>
+                <w:b/>
+                <w:bCs/>
+                <w:color w:val="0F2B3C"/>
+                <w:sz w:val="20"/>
+                <w:szCs w:val="20"/>
+              </w:rPr>
+              <w:t xml:space="preserve">2.  What is the reciprocal of 7/3?</w:t>
+            </w:r>
+          </w:p>
+          <w:p>
+            <w:pPr>
+              <w:spacing w:after="0" w:before="0"/>
+            </w:pPr>
+            <w:r>
+              <w:rPr>
+                <w:color w:val="5E6E7E"/>
+                <w:sz w:val="18"/>
+                <w:szCs w:val="18"/>
+              </w:rPr>
+              <w:t xml:space="preserve">Choices: 3/7   /   7/3   /   1/3   /   10/3</w:t>
+            </w:r>
+          </w:p>
+        </w:tc>
+        <w:tc>
+          <w:tcPr>
+            <w:tcW w:type="dxa" w:w="3560"/>
+            <w:tcMar>
+              <w:top w:type="dxa" w:w="80"/>
+              <w:left w:type="dxa" w:w="100"/>
+              <w:bottom w:type="dxa" w:w="80"/>
+              <w:right w:type="dxa" w:w="100"/>
+            </w:tcMar>
+            <w:vAlign w:val="top"/>
+          </w:tcPr>
+          <w:p>
+            <w:pPr>
+              <w:spacing w:after="50" w:before="0"/>
+            </w:pPr>
+            <w:r>
+              <w:rPr>
+                <w:color w:val="BBBBBB"/>
+                <w:sz w:val="18"/>
+                <w:szCs w:val="18"/>
+              </w:rPr>
+              <w:t xml:space="preserve">____________________________</w:t>
+            </w:r>
+          </w:p>
+          <w:p>
+            <w:pPr>
+              <w:spacing w:after="50" w:before="0"/>
+            </w:pPr>
+            <w:r>
+              <w:rPr>
+                <w:color w:val="BBBBBB"/>
+                <w:sz w:val="18"/>
+                <w:szCs w:val="18"/>
+              </w:rPr>
+              <w:t xml:space="preserve">____________________________</w:t>
+            </w:r>
+          </w:p>
+          <w:p>
+            <w:pPr>
+              <w:spacing w:after="50" w:before="0"/>
+            </w:pPr>
+            <w:r>
+              <w:rPr>
+                <w:color w:val="BBBBBB"/>
+                <w:sz w:val="18"/>
+                <w:szCs w:val="18"/>
+              </w:rPr>
+              <w:t xml:space="preserve">____________________________</w:t>
+            </w:r>
+          </w:p>
+          <w:p>
+            <w:pPr>
+              <w:spacing w:after="50" w:before="0"/>
+            </w:pPr>
+            <w:r>
+              <w:rPr>
+                <w:color w:val="BBBBBB"/>
+                <w:sz w:val="18"/>
+                <w:szCs w:val="18"/>
+              </w:rPr>
+              <w:t xml:space="preserve">____________________________</w:t>
+            </w:r>
+          </w:p>
+        </w:tc>
+        <w:tc>
+          <w:tcPr>
+            <w:tcW w:type="dxa" w:w="3000"/>
+            <w:shd w:fill="FBF3E2" w:color="auto" w:val="clear"/>
+            <w:tcMar>
+              <w:top w:type="dxa" w:w="80"/>
+              <w:left w:type="dxa" w:w="100"/>
+              <w:bottom w:type="dxa" w:w="80"/>
+              <w:right w:type="dxa" w:w="100"/>
+            </w:tcMar>
+            <w:vAlign w:val="top"/>
+          </w:tcPr>
+          <w:p>
+            <w:pPr>
+              <w:spacing w:after="30" w:before="0"/>
+            </w:pPr>
+            <w:r>
+              <w:rPr>
+                <w:b/>
+                <w:bCs/>
+                <w:color w:val="0F2B3C"/>
+                <w:sz w:val="18"/>
+                <w:szCs w:val="18"/>
+              </w:rPr>
+              <w:t xml:space="preserve">Because... ________________</w:t>
+            </w:r>
+          </w:p>
+          <w:p>
+            <w:pPr>
+              <w:spacing w:after="50" w:before="0"/>
+            </w:pPr>
+            <w:r>
+              <w:rPr>
+                <w:color w:val="BBBBBB"/>
+                <w:sz w:val="18"/>
+                <w:szCs w:val="18"/>
+              </w:rPr>
+              <w:t xml:space="preserve">____________________________</w:t>
+            </w:r>
+          </w:p>
+          <w:p>
+            <w:pPr>
+              <w:spacing w:after="30" w:before="40"/>
+            </w:pPr>
+            <w:r>
+              <w:rPr>
+                <w:b/>
+                <w:bCs/>
+                <w:color w:val="1A6FB5"/>
+                <w:sz w:val="18"/>
+                <w:szCs w:val="18"/>
+              </w:rPr>
+              <w:t xml:space="preserve">Although... _______________</w:t>
+            </w:r>
+          </w:p>
+          <w:p>
+            <w:pPr>
+              <w:spacing w:after="50" w:before="0"/>
+            </w:pPr>
+            <w:r>
+              <w:rPr>
+                <w:color w:val="BBBBBB"/>
+                <w:sz w:val="18"/>
+                <w:szCs w:val="18"/>
+              </w:rPr>
+              <w:t xml:space="preserve">____________________________</w:t>
+            </w:r>
+          </w:p>
+          <w:p>
+            <w:pPr>
+              <w:spacing w:after="30" w:before="40"/>
+            </w:pPr>
+            <w:r>
+              <w:rPr>
+                <w:b/>
+                <w:bCs/>
+                <w:color w:val="7A5400"/>
+                <w:sz w:val="18"/>
+                <w:szCs w:val="18"/>
+              </w:rPr>
+              <w:t xml:space="preserve">Therefore... ______________</w:t>
+            </w:r>
+          </w:p>
+          <w:p>
+            <w:pPr>
+              <w:spacing w:after="50" w:before="0"/>
+            </w:pPr>
+            <w:r>
+              <w:rPr>
+                <w:color w:val="BBBBBB"/>
+                <w:sz w:val="18"/>
+                <w:szCs w:val="18"/>
+              </w:rPr>
+              <w:t xml:space="preserve">____________________________</w:t>
+            </w:r>
+          </w:p>
+        </w:tc>
+      </w:tr>
+    </w:tbl>
+    <w:p>
+      <w:pPr>
+        <w:spacing w:after="60" w:before="0"/>
+      </w:pPr>
+      <w:r>
+        <w:t xml:space="preserve"/>
       </w:r>
     </w:p>
     <w:p>
@@ -326,76 +2717,642 @@
         <w:t xml:space="preserve">Stretch into the mixed-number division setup.</w:t>
       </w:r>
     </w:p>
-    <w:p>
-      <w:pPr>
-        <w:spacing w:after="40" w:before="0"/>
-      </w:pPr>
-      <w:r>
-        <w:rPr>
-          <w:sz w:val="22"/>
-          <w:szCs w:val="22"/>
-        </w:rPr>
-        <w:t xml:space="preserve">1.  Write 1 1/2 as an improper fraction, ready to divide.</w:t>
-      </w:r>
-    </w:p>
-    <w:p>
-      <w:pPr>
-        <w:spacing w:after="40" w:before="0"/>
-      </w:pPr>
-      <w:r>
-        <w:rPr>
-          <w:color w:val="5E6E7E"/>
-          <w:sz w:val="20"/>
-          <w:szCs w:val="20"/>
-        </w:rPr>
-        <w:t xml:space="preserve">     choices: 2/2   /   3/2   /   1/2   /   4/2</w:t>
-      </w:r>
-    </w:p>
-    <w:p>
-      <w:pPr>
-        <w:spacing w:after="80" w:before="0"/>
-      </w:pPr>
-      <w:r>
-        <w:rPr>
-          <w:color w:val="BBBBBB"/>
-        </w:rPr>
-        <w:t xml:space="preserve">____________________________________________________</w:t>
-      </w:r>
-    </w:p>
-    <w:p>
-      <w:pPr>
-        <w:spacing w:after="40" w:before="0"/>
-      </w:pPr>
-      <w:r>
-        <w:rPr>
-          <w:sz w:val="22"/>
-          <w:szCs w:val="22"/>
-        </w:rPr>
-        <w:t xml:space="preserve">2.  3/2 ÷ 1/2: keep 3/2, flip 1/2 to 2/1, multiply. What is 3/2 × 2/1?</w:t>
-      </w:r>
-    </w:p>
-    <w:p>
-      <w:pPr>
-        <w:spacing w:after="40" w:before="0"/>
-      </w:pPr>
-      <w:r>
-        <w:rPr>
-          <w:color w:val="5E6E7E"/>
-          <w:sz w:val="20"/>
-          <w:szCs w:val="20"/>
-        </w:rPr>
-        <w:t xml:space="preserve">     choices: 3/4   /   5   /   3   /   6/4</w:t>
-      </w:r>
-    </w:p>
-    <w:p>
-      <w:pPr>
-        <w:spacing w:after="80" w:before="0"/>
-      </w:pPr>
-      <w:r>
-        <w:rPr>
-          <w:color w:val="BBBBBB"/>
-        </w:rPr>
-        <w:t xml:space="preserve">____________________________________________________</w:t>
+    <w:tbl>
+      <w:tblPr>
+        <w:tblW w:type="dxa" w:w="9360"/>
+        <w:tblBorders>
+          <w:top w:val="single" w:color="C7D2DD" w:sz="6"/>
+          <w:left w:val="single" w:color="C7D2DD" w:sz="6"/>
+          <w:bottom w:val="single" w:color="C7D2DD" w:sz="6"/>
+          <w:right w:val="single" w:color="C7D2DD" w:sz="6"/>
+          <w:insideH w:val="single" w:color="C7D2DD" w:sz="6"/>
+          <w:insideV w:val="single" w:color="C7D2DD" w:sz="6"/>
+        </w:tblBorders>
+      </w:tblPr>
+      <w:tblGrid>
+        <w:gridCol w:w="2800"/>
+        <w:gridCol w:w="3560"/>
+        <w:gridCol w:w="3000"/>
+      </w:tblGrid>
+      <w:tr>
+        <w:trPr>
+          <w:cantSplit/>
+          <w:tblHeader/>
+        </w:trPr>
+        <w:tc>
+          <w:tcPr>
+            <w:tcW w:type="dxa" w:w="2800"/>
+            <w:shd w:fill="EEF4F8" w:color="auto" w:val="clear"/>
+            <w:tcMar>
+              <w:top w:type="dxa" w:w="60"/>
+              <w:left w:type="dxa" w:w="100"/>
+              <w:bottom w:type="dxa" w:w="60"/>
+              <w:right w:type="dxa" w:w="100"/>
+            </w:tcMar>
+          </w:tcPr>
+          <w:p>
+            <w:pPr>
+              <w:spacing w:after="0" w:before="0"/>
+            </w:pPr>
+            <w:r>
+              <w:rPr>
+                <w:b/>
+                <w:bCs/>
+                <w:color w:val="0F2B3C"/>
+                <w:sz w:val="16"/>
+                <w:szCs w:val="16"/>
+              </w:rPr>
+              <w:t xml:space="preserve">CORE PROBLEM / GIVEN REPRESENTATION</w:t>
+            </w:r>
+          </w:p>
+        </w:tc>
+        <w:tc>
+          <w:tcPr>
+            <w:tcW w:type="dxa" w:w="3560"/>
+            <w:shd w:fill="EEF4F8" w:color="auto" w:val="clear"/>
+            <w:tcMar>
+              <w:top w:type="dxa" w:w="60"/>
+              <w:left w:type="dxa" w:w="100"/>
+              <w:bottom w:type="dxa" w:w="60"/>
+              <w:right w:type="dxa" w:w="100"/>
+            </w:tcMar>
+          </w:tcPr>
+          <w:p>
+            <w:pPr>
+              <w:spacing w:after="0" w:before="0"/>
+            </w:pPr>
+            <w:r>
+              <w:rPr>
+                <w:b/>
+                <w:bCs/>
+                <w:color w:val="0F2B3C"/>
+                <w:sz w:val="16"/>
+                <w:szCs w:val="16"/>
+              </w:rPr>
+              <w:t xml:space="preserve">WORKING SPACE / CALCULATION STEPS</w:t>
+            </w:r>
+          </w:p>
+        </w:tc>
+        <w:tc>
+          <w:tcPr>
+            <w:tcW w:type="dxa" w:w="3000"/>
+            <w:shd w:fill="FBF3E2" w:color="auto" w:val="clear"/>
+            <w:tcMar>
+              <w:top w:type="dxa" w:w="60"/>
+              <w:left w:type="dxa" w:w="100"/>
+              <w:bottom w:type="dxa" w:w="60"/>
+              <w:right w:type="dxa" w:w="100"/>
+            </w:tcMar>
+          </w:tcPr>
+          <w:p>
+            <w:pPr>
+              <w:spacing w:after="0" w:before="0"/>
+            </w:pPr>
+            <w:r>
+              <w:rPr>
+                <w:b/>
+                <w:bCs/>
+                <w:color w:val="7A5400"/>
+                <w:sz w:val="16"/>
+                <w:szCs w:val="16"/>
+              </w:rPr>
+              <w:t xml:space="preserve">EXPLAIN YOUR REASONING</w:t>
+            </w:r>
+          </w:p>
+        </w:tc>
+      </w:tr>
+      <w:tr>
+        <w:trPr>
+          <w:cantSplit/>
+        </w:trPr>
+        <w:tc>
+          <w:tcPr>
+            <w:tcW w:type="dxa" w:w="2800"/>
+            <w:tcMar>
+              <w:top w:type="dxa" w:w="80"/>
+              <w:left w:type="dxa" w:w="100"/>
+              <w:bottom w:type="dxa" w:w="80"/>
+              <w:right w:type="dxa" w:w="100"/>
+            </w:tcMar>
+            <w:vAlign w:val="top"/>
+          </w:tcPr>
+          <w:p>
+            <w:pPr>
+              <w:spacing w:after="40" w:before="0"/>
+            </w:pPr>
+            <w:r>
+              <w:rPr>
+                <w:b/>
+                <w:bCs/>
+                <w:color w:val="0F2B3C"/>
+                <w:sz w:val="20"/>
+                <w:szCs w:val="20"/>
+              </w:rPr>
+              <w:t xml:space="preserve">1.  Write 1 1/2 as an improper fraction, ready to divide.</w:t>
+            </w:r>
+          </w:p>
+          <w:p>
+            <w:pPr>
+              <w:spacing w:after="0" w:before="0"/>
+            </w:pPr>
+            <w:r>
+              <w:rPr>
+                <w:color w:val="5E6E7E"/>
+                <w:sz w:val="18"/>
+                <w:szCs w:val="18"/>
+              </w:rPr>
+              <w:t xml:space="preserve">Choices: 2/2   /   3/2   /   1/2   /   4/2</w:t>
+            </w:r>
+          </w:p>
+        </w:tc>
+        <w:tc>
+          <w:tcPr>
+            <w:tcW w:type="dxa" w:w="3560"/>
+            <w:tcMar>
+              <w:top w:type="dxa" w:w="80"/>
+              <w:left w:type="dxa" w:w="100"/>
+              <w:bottom w:type="dxa" w:w="80"/>
+              <w:right w:type="dxa" w:w="100"/>
+            </w:tcMar>
+            <w:vAlign w:val="top"/>
+          </w:tcPr>
+          <w:p>
+            <w:pPr>
+              <w:spacing w:after="50" w:before="0"/>
+            </w:pPr>
+            <w:r>
+              <w:rPr>
+                <w:color w:val="BBBBBB"/>
+                <w:sz w:val="18"/>
+                <w:szCs w:val="18"/>
+              </w:rPr>
+              <w:t xml:space="preserve">____________________________</w:t>
+            </w:r>
+          </w:p>
+          <w:p>
+            <w:pPr>
+              <w:spacing w:after="50" w:before="0"/>
+            </w:pPr>
+            <w:r>
+              <w:rPr>
+                <w:color w:val="BBBBBB"/>
+                <w:sz w:val="18"/>
+                <w:szCs w:val="18"/>
+              </w:rPr>
+              <w:t xml:space="preserve">____________________________</w:t>
+            </w:r>
+          </w:p>
+          <w:p>
+            <w:pPr>
+              <w:spacing w:after="50" w:before="0"/>
+            </w:pPr>
+            <w:r>
+              <w:rPr>
+                <w:color w:val="BBBBBB"/>
+                <w:sz w:val="18"/>
+                <w:szCs w:val="18"/>
+              </w:rPr>
+              <w:t xml:space="preserve">____________________________</w:t>
+            </w:r>
+          </w:p>
+          <w:p>
+            <w:pPr>
+              <w:spacing w:after="50" w:before="0"/>
+            </w:pPr>
+            <w:r>
+              <w:rPr>
+                <w:color w:val="BBBBBB"/>
+                <w:sz w:val="18"/>
+                <w:szCs w:val="18"/>
+              </w:rPr>
+              <w:t xml:space="preserve">____________________________</w:t>
+            </w:r>
+          </w:p>
+        </w:tc>
+        <w:tc>
+          <w:tcPr>
+            <w:tcW w:type="dxa" w:w="3000"/>
+            <w:shd w:fill="FBF3E2" w:color="auto" w:val="clear"/>
+            <w:tcMar>
+              <w:top w:type="dxa" w:w="80"/>
+              <w:left w:type="dxa" w:w="100"/>
+              <w:bottom w:type="dxa" w:w="80"/>
+              <w:right w:type="dxa" w:w="100"/>
+            </w:tcMar>
+            <w:vAlign w:val="top"/>
+          </w:tcPr>
+          <w:p>
+            <w:pPr>
+              <w:spacing w:after="30" w:before="0"/>
+            </w:pPr>
+            <w:r>
+              <w:rPr>
+                <w:b/>
+                <w:bCs/>
+                <w:color w:val="0F2B3C"/>
+                <w:sz w:val="18"/>
+                <w:szCs w:val="18"/>
+              </w:rPr>
+              <w:t xml:space="preserve">Because... ________________</w:t>
+            </w:r>
+          </w:p>
+          <w:p>
+            <w:pPr>
+              <w:spacing w:after="50" w:before="0"/>
+            </w:pPr>
+            <w:r>
+              <w:rPr>
+                <w:color w:val="BBBBBB"/>
+                <w:sz w:val="18"/>
+                <w:szCs w:val="18"/>
+              </w:rPr>
+              <w:t xml:space="preserve">____________________________</w:t>
+            </w:r>
+          </w:p>
+          <w:p>
+            <w:pPr>
+              <w:spacing w:after="30" w:before="40"/>
+            </w:pPr>
+            <w:r>
+              <w:rPr>
+                <w:b/>
+                <w:bCs/>
+                <w:color w:val="1A6FB5"/>
+                <w:sz w:val="18"/>
+                <w:szCs w:val="18"/>
+              </w:rPr>
+              <w:t xml:space="preserve">Although... _______________</w:t>
+            </w:r>
+          </w:p>
+          <w:p>
+            <w:pPr>
+              <w:spacing w:after="50" w:before="0"/>
+            </w:pPr>
+            <w:r>
+              <w:rPr>
+                <w:color w:val="BBBBBB"/>
+                <w:sz w:val="18"/>
+                <w:szCs w:val="18"/>
+              </w:rPr>
+              <w:t xml:space="preserve">____________________________</w:t>
+            </w:r>
+          </w:p>
+          <w:p>
+            <w:pPr>
+              <w:spacing w:after="30" w:before="40"/>
+            </w:pPr>
+            <w:r>
+              <w:rPr>
+                <w:b/>
+                <w:bCs/>
+                <w:color w:val="7A5400"/>
+                <w:sz w:val="18"/>
+                <w:szCs w:val="18"/>
+              </w:rPr>
+              <w:t xml:space="preserve">Therefore... ______________</w:t>
+            </w:r>
+          </w:p>
+          <w:p>
+            <w:pPr>
+              <w:spacing w:after="50" w:before="0"/>
+            </w:pPr>
+            <w:r>
+              <w:rPr>
+                <w:color w:val="BBBBBB"/>
+                <w:sz w:val="18"/>
+                <w:szCs w:val="18"/>
+              </w:rPr>
+              <w:t xml:space="preserve">____________________________</w:t>
+            </w:r>
+          </w:p>
+        </w:tc>
+      </w:tr>
+    </w:tbl>
+    <w:p>
+      <w:pPr>
+        <w:spacing w:after="60" w:before="0"/>
+      </w:pPr>
+      <w:r>
+        <w:t xml:space="preserve"/>
+      </w:r>
+    </w:p>
+    <w:tbl>
+      <w:tblPr>
+        <w:tblW w:type="dxa" w:w="9360"/>
+        <w:tblBorders>
+          <w:top w:val="single" w:color="C7D2DD" w:sz="6"/>
+          <w:left w:val="single" w:color="C7D2DD" w:sz="6"/>
+          <w:bottom w:val="single" w:color="C7D2DD" w:sz="6"/>
+          <w:right w:val="single" w:color="C7D2DD" w:sz="6"/>
+          <w:insideH w:val="single" w:color="C7D2DD" w:sz="6"/>
+          <w:insideV w:val="single" w:color="C7D2DD" w:sz="6"/>
+        </w:tblBorders>
+      </w:tblPr>
+      <w:tblGrid>
+        <w:gridCol w:w="2800"/>
+        <w:gridCol w:w="3560"/>
+        <w:gridCol w:w="3000"/>
+      </w:tblGrid>
+      <w:tr>
+        <w:trPr>
+          <w:cantSplit/>
+          <w:tblHeader/>
+        </w:trPr>
+        <w:tc>
+          <w:tcPr>
+            <w:tcW w:type="dxa" w:w="2800"/>
+            <w:shd w:fill="EEF4F8" w:color="auto" w:val="clear"/>
+            <w:tcMar>
+              <w:top w:type="dxa" w:w="60"/>
+              <w:left w:type="dxa" w:w="100"/>
+              <w:bottom w:type="dxa" w:w="60"/>
+              <w:right w:type="dxa" w:w="100"/>
+            </w:tcMar>
+          </w:tcPr>
+          <w:p>
+            <w:pPr>
+              <w:spacing w:after="0" w:before="0"/>
+            </w:pPr>
+            <w:r>
+              <w:rPr>
+                <w:b/>
+                <w:bCs/>
+                <w:color w:val="0F2B3C"/>
+                <w:sz w:val="16"/>
+                <w:szCs w:val="16"/>
+              </w:rPr>
+              <w:t xml:space="preserve">CORE PROBLEM / GIVEN REPRESENTATION</w:t>
+            </w:r>
+          </w:p>
+        </w:tc>
+        <w:tc>
+          <w:tcPr>
+            <w:tcW w:type="dxa" w:w="3560"/>
+            <w:shd w:fill="EEF4F8" w:color="auto" w:val="clear"/>
+            <w:tcMar>
+              <w:top w:type="dxa" w:w="60"/>
+              <w:left w:type="dxa" w:w="100"/>
+              <w:bottom w:type="dxa" w:w="60"/>
+              <w:right w:type="dxa" w:w="100"/>
+            </w:tcMar>
+          </w:tcPr>
+          <w:p>
+            <w:pPr>
+              <w:spacing w:after="0" w:before="0"/>
+            </w:pPr>
+            <w:r>
+              <w:rPr>
+                <w:b/>
+                <w:bCs/>
+                <w:color w:val="0F2B3C"/>
+                <w:sz w:val="16"/>
+                <w:szCs w:val="16"/>
+              </w:rPr>
+              <w:t xml:space="preserve">WORKING SPACE / CALCULATION STEPS</w:t>
+            </w:r>
+          </w:p>
+        </w:tc>
+        <w:tc>
+          <w:tcPr>
+            <w:tcW w:type="dxa" w:w="3000"/>
+            <w:shd w:fill="FBF3E2" w:color="auto" w:val="clear"/>
+            <w:tcMar>
+              <w:top w:type="dxa" w:w="60"/>
+              <w:left w:type="dxa" w:w="100"/>
+              <w:bottom w:type="dxa" w:w="60"/>
+              <w:right w:type="dxa" w:w="100"/>
+            </w:tcMar>
+          </w:tcPr>
+          <w:p>
+            <w:pPr>
+              <w:spacing w:after="0" w:before="0"/>
+            </w:pPr>
+            <w:r>
+              <w:rPr>
+                <w:b/>
+                <w:bCs/>
+                <w:color w:val="7A5400"/>
+                <w:sz w:val="16"/>
+                <w:szCs w:val="16"/>
+              </w:rPr>
+              <w:t xml:space="preserve">EXPLAIN YOUR REASONING</w:t>
+            </w:r>
+          </w:p>
+        </w:tc>
+      </w:tr>
+      <w:tr>
+        <w:trPr>
+          <w:cantSplit/>
+        </w:trPr>
+        <w:tc>
+          <w:tcPr>
+            <w:tcW w:type="dxa" w:w="2800"/>
+            <w:tcMar>
+              <w:top w:type="dxa" w:w="80"/>
+              <w:left w:type="dxa" w:w="100"/>
+              <w:bottom w:type="dxa" w:w="80"/>
+              <w:right w:type="dxa" w:w="100"/>
+            </w:tcMar>
+            <w:vAlign w:val="top"/>
+          </w:tcPr>
+          <w:p>
+            <w:pPr>
+              <w:spacing w:after="40" w:before="0"/>
+            </w:pPr>
+            <w:r>
+              <w:rPr>
+                <w:b/>
+                <w:bCs/>
+                <w:color w:val="0F2B3C"/>
+                <w:sz w:val="20"/>
+                <w:szCs w:val="20"/>
+              </w:rPr>
+              <w:t xml:space="preserve">2.  3/2 ÷ 1/2: keep 3/2, flip 1/2 to 2/1, multiply. What is 3/2 × 2/1?</w:t>
+            </w:r>
+          </w:p>
+          <w:p>
+            <w:pPr>
+              <w:spacing w:after="0" w:before="0"/>
+            </w:pPr>
+            <w:r>
+              <w:rPr>
+                <w:color w:val="5E6E7E"/>
+                <w:sz w:val="18"/>
+                <w:szCs w:val="18"/>
+              </w:rPr>
+              <w:t xml:space="preserve">Choices: 3/4   /   5   /   3   /   6/4</w:t>
+            </w:r>
+          </w:p>
+        </w:tc>
+        <w:tc>
+          <w:tcPr>
+            <w:tcW w:type="dxa" w:w="3560"/>
+            <w:tcMar>
+              <w:top w:type="dxa" w:w="80"/>
+              <w:left w:type="dxa" w:w="100"/>
+              <w:bottom w:type="dxa" w:w="80"/>
+              <w:right w:type="dxa" w:w="100"/>
+            </w:tcMar>
+            <w:vAlign w:val="top"/>
+          </w:tcPr>
+          <w:p>
+            <w:pPr>
+              <w:spacing w:after="50" w:before="0"/>
+            </w:pPr>
+            <w:r>
+              <w:rPr>
+                <w:color w:val="BBBBBB"/>
+                <w:sz w:val="18"/>
+                <w:szCs w:val="18"/>
+              </w:rPr>
+              <w:t xml:space="preserve">____________________________</w:t>
+            </w:r>
+          </w:p>
+          <w:p>
+            <w:pPr>
+              <w:spacing w:after="50" w:before="0"/>
+            </w:pPr>
+            <w:r>
+              <w:rPr>
+                <w:color w:val="BBBBBB"/>
+                <w:sz w:val="18"/>
+                <w:szCs w:val="18"/>
+              </w:rPr>
+              <w:t xml:space="preserve">____________________________</w:t>
+            </w:r>
+          </w:p>
+          <w:p>
+            <w:pPr>
+              <w:spacing w:after="50" w:before="0"/>
+            </w:pPr>
+            <w:r>
+              <w:rPr>
+                <w:color w:val="BBBBBB"/>
+                <w:sz w:val="18"/>
+                <w:szCs w:val="18"/>
+              </w:rPr>
+              <w:t xml:space="preserve">____________________________</w:t>
+            </w:r>
+          </w:p>
+          <w:p>
+            <w:pPr>
+              <w:spacing w:after="50" w:before="0"/>
+            </w:pPr>
+            <w:r>
+              <w:rPr>
+                <w:color w:val="BBBBBB"/>
+                <w:sz w:val="18"/>
+                <w:szCs w:val="18"/>
+              </w:rPr>
+              <w:t xml:space="preserve">____________________________</w:t>
+            </w:r>
+          </w:p>
+        </w:tc>
+        <w:tc>
+          <w:tcPr>
+            <w:tcW w:type="dxa" w:w="3000"/>
+            <w:shd w:fill="FBF3E2" w:color="auto" w:val="clear"/>
+            <w:tcMar>
+              <w:top w:type="dxa" w:w="80"/>
+              <w:left w:type="dxa" w:w="100"/>
+              <w:bottom w:type="dxa" w:w="80"/>
+              <w:right w:type="dxa" w:w="100"/>
+            </w:tcMar>
+            <w:vAlign w:val="top"/>
+          </w:tcPr>
+          <w:p>
+            <w:pPr>
+              <w:spacing w:after="30" w:before="0"/>
+            </w:pPr>
+            <w:r>
+              <w:rPr>
+                <w:b/>
+                <w:bCs/>
+                <w:color w:val="0F2B3C"/>
+                <w:sz w:val="18"/>
+                <w:szCs w:val="18"/>
+              </w:rPr>
+              <w:t xml:space="preserve">Because... ________________</w:t>
+            </w:r>
+          </w:p>
+          <w:p>
+            <w:pPr>
+              <w:spacing w:after="50" w:before="0"/>
+            </w:pPr>
+            <w:r>
+              <w:rPr>
+                <w:color w:val="BBBBBB"/>
+                <w:sz w:val="18"/>
+                <w:szCs w:val="18"/>
+              </w:rPr>
+              <w:t xml:space="preserve">____________________________</w:t>
+            </w:r>
+          </w:p>
+          <w:p>
+            <w:pPr>
+              <w:spacing w:after="30" w:before="40"/>
+            </w:pPr>
+            <w:r>
+              <w:rPr>
+                <w:b/>
+                <w:bCs/>
+                <w:color w:val="1A6FB5"/>
+                <w:sz w:val="18"/>
+                <w:szCs w:val="18"/>
+              </w:rPr>
+              <w:t xml:space="preserve">Although... _______________</w:t>
+            </w:r>
+          </w:p>
+          <w:p>
+            <w:pPr>
+              <w:spacing w:after="50" w:before="0"/>
+            </w:pPr>
+            <w:r>
+              <w:rPr>
+                <w:color w:val="BBBBBB"/>
+                <w:sz w:val="18"/>
+                <w:szCs w:val="18"/>
+              </w:rPr>
+              <w:t xml:space="preserve">____________________________</w:t>
+            </w:r>
+          </w:p>
+          <w:p>
+            <w:pPr>
+              <w:spacing w:after="30" w:before="40"/>
+            </w:pPr>
+            <w:r>
+              <w:rPr>
+                <w:b/>
+                <w:bCs/>
+                <w:color w:val="7A5400"/>
+                <w:sz w:val="18"/>
+                <w:szCs w:val="18"/>
+              </w:rPr>
+              <w:t xml:space="preserve">Therefore... ______________</w:t>
+            </w:r>
+          </w:p>
+          <w:p>
+            <w:pPr>
+              <w:spacing w:after="50" w:before="0"/>
+            </w:pPr>
+            <w:r>
+              <w:rPr>
+                <w:color w:val="BBBBBB"/>
+                <w:sz w:val="18"/>
+                <w:szCs w:val="18"/>
+              </w:rPr>
+              <w:t xml:space="preserve">____________________________</w:t>
+            </w:r>
+          </w:p>
+        </w:tc>
+      </w:tr>
+    </w:tbl>
+    <w:p>
+      <w:pPr>
+        <w:spacing w:after="60" w:before="0"/>
+      </w:pPr>
+      <w:r>
+        <w:t xml:space="preserve"/>
       </w:r>
     </w:p>
     <w:p>
@@ -485,6 +3442,141 @@
         <w:t xml:space="preserve">____________________________________________________</w:t>
       </w:r>
     </w:p>
+    <w:tbl>
+      <w:tblPr>
+        <w:tblW w:type="dxa" w:w="9360"/>
+        <w:tblBorders>
+          <w:top w:val="single" w:color="C7D2DD" w:sz="6"/>
+          <w:left w:val="single" w:color="C7D2DD" w:sz="6"/>
+          <w:bottom w:val="single" w:color="C7D2DD" w:sz="6"/>
+          <w:right w:val="single" w:color="C7D2DD" w:sz="6"/>
+          <w:insideH w:val="single" w:color="C7D2DD" w:sz="6"/>
+          <w:insideV w:val="single" w:color="C7D2DD" w:sz="6"/>
+        </w:tblBorders>
+      </w:tblPr>
+      <w:tblGrid>
+        <w:gridCol w:w="3120"/>
+        <w:gridCol w:w="3120"/>
+        <w:gridCol w:w="3120"/>
+      </w:tblGrid>
+      <w:tr>
+        <w:trPr>
+          <w:cantSplit/>
+          <w:tblHeader/>
+        </w:trPr>
+        <w:tc>
+          <w:tcPr>
+            <w:tcW w:type="dxa" w:w="9360"/>
+            <w:gridSpan w:val="3"/>
+            <w:shd w:fill="EEF4F8" w:color="auto" w:val="clear"/>
+            <w:tcMar>
+              <w:top w:type="dxa" w:w="60"/>
+              <w:left w:type="dxa" w:w="100"/>
+              <w:bottom w:type="dxa" w:w="60"/>
+              <w:right w:type="dxa" w:w="100"/>
+            </w:tcMar>
+          </w:tcPr>
+          <w:p>
+            <w:pPr>
+              <w:spacing w:after="0" w:before="0"/>
+            </w:pPr>
+            <w:r>
+              <w:rPr>
+                <w:b/>
+                <w:bCs/>
+                <w:color w:val="0F2B3C"/>
+                <w:sz w:val="18"/>
+                <w:szCs w:val="18"/>
+              </w:rPr>
+              <w:t xml:space="preserve">EXIT CHECK · 3-POINT SELF-ASSESSMENT CHECKLIST</w:t>
+            </w:r>
+          </w:p>
+        </w:tc>
+      </w:tr>
+      <w:tr>
+        <w:trPr>
+          <w:cantSplit/>
+        </w:trPr>
+        <w:tc>
+          <w:tcPr>
+            <w:tcW w:type="dxa" w:w="3120"/>
+            <w:tcMar>
+              <w:top w:type="dxa" w:w="80"/>
+              <w:left w:type="dxa" w:w="100"/>
+              <w:bottom w:type="dxa" w:w="80"/>
+              <w:right w:type="dxa" w:w="100"/>
+            </w:tcMar>
+          </w:tcPr>
+          <w:p>
+            <w:pPr>
+              <w:spacing w:after="0" w:before="0"/>
+            </w:pPr>
+            <w:r>
+              <w:rPr>
+                <w:b/>
+                <w:bCs/>
+                <w:color w:val="0F2B3C"/>
+                <w:sz w:val="18"/>
+                <w:szCs w:val="18"/>
+              </w:rPr>
+              <w:t xml:space="preserve">☐ 1. Units &amp; Labels Verified</w:t>
+            </w:r>
+          </w:p>
+        </w:tc>
+        <w:tc>
+          <w:tcPr>
+            <w:tcW w:type="dxa" w:w="3120"/>
+            <w:tcMar>
+              <w:top w:type="dxa" w:w="80"/>
+              <w:left w:type="dxa" w:w="100"/>
+              <w:bottom w:type="dxa" w:w="80"/>
+              <w:right w:type="dxa" w:w="100"/>
+            </w:tcMar>
+          </w:tcPr>
+          <w:p>
+            <w:pPr>
+              <w:spacing w:after="0" w:before="0"/>
+            </w:pPr>
+            <w:r>
+              <w:rPr>
+                <w:b/>
+                <w:bCs/>
+                <w:color w:val="0F2B3C"/>
+                <w:sz w:val="18"/>
+                <w:szCs w:val="18"/>
+              </w:rPr>
+              <w:t xml:space="preserve">☐ 2. Reasoning Stated (Because / Although / Therefore)</w:t>
+            </w:r>
+          </w:p>
+        </w:tc>
+        <w:tc>
+          <w:tcPr>
+            <w:tcW w:type="dxa" w:w="3120"/>
+            <w:tcMar>
+              <w:top w:type="dxa" w:w="80"/>
+              <w:left w:type="dxa" w:w="100"/>
+              <w:bottom w:type="dxa" w:w="80"/>
+              <w:right w:type="dxa" w:w="100"/>
+            </w:tcMar>
+          </w:tcPr>
+          <w:p>
+            <w:pPr>
+              <w:spacing w:after="0" w:before="0"/>
+            </w:pPr>
+            <w:r>
+              <w:rPr>
+                <w:b/>
+                <w:bCs/>
+                <w:color w:val="0F2B3C"/>
+                <w:sz w:val="18"/>
+                <w:szCs w:val="18"/>
+              </w:rPr>
+              <w:t xml:space="preserve">☐ 3. Calculations Double-Checked</w:t>
+            </w:r>
+          </w:p>
+        </w:tc>
+      </w:tr>
+    </w:tbl>
     <w:p>
       <w:pPr>
         <w:spacing w:after="60" w:before="120"/>
